--- a/docs/DAM Plantilla propuesta.docx
+++ b/docs/DAM Plantilla propuesta.docx
@@ -18,15 +18,7 @@
           <w:sz w:val="36"/>
           <w:szCs w:val="36"/>
         </w:rPr>
-        <w:t>PROPUESTA</w:t>
-      </w:r>
-      <w:r>
-        <w:rPr>
-          <w:color w:val="007487"/>
-          <w:sz w:val="36"/>
-          <w:szCs w:val="36"/>
-        </w:rPr>
-        <w:t xml:space="preserve"> DEL PROYECTO</w:t>
+        <w:t>PROPUESTA DEL PROYECTO</w:t>
       </w:r>
     </w:p>
     <w:p>
@@ -355,7 +347,7 @@
           <w:pPr>
             <w:pStyle w:val="TDC1"/>
             <w:tabs>
-              <w:tab w:val="left" w:pos="480"/>
+              <w:tab w:val="left" w:pos="440"/>
               <w:tab w:val="right" w:leader="dot" w:pos="9019"/>
             </w:tabs>
             <w:rPr>
@@ -376,11 +368,13 @@
           <w:r>
             <w:fldChar w:fldCharType="separate"/>
           </w:r>
-          <w:hyperlink w:anchor="_Toc240972160" w:history="1">
+          <w:hyperlink w:anchor="_Toc241170490" w:history="1">
             <w:r>
               <w:rPr>
                 <w:rStyle w:val="Hipervnculo"/>
-                <w:noProof/>
+                <w:bCs/>
+                <w:noProof/>
+                <w:lang w:val="es-ES"/>
               </w:rPr>
               <w:t>1.</w:t>
             </w:r>
@@ -398,9 +392,11 @@
             <w:r>
               <w:rPr>
                 <w:rStyle w:val="Hipervnculo"/>
-                <w:noProof/>
-              </w:rPr>
-              <w:t>Temática Justificación</w:t>
+                <w:bCs/>
+                <w:noProof/>
+                <w:lang w:val="es-ES"/>
+              </w:rPr>
+              <w:t>Título, Resumen y objetivos del Proyecto</w:t>
             </w:r>
             <w:r>
               <w:rPr>
@@ -421,99 +417,7 @@
                 <w:noProof/>
                 <w:webHidden/>
               </w:rPr>
-              <w:instrText xml:space="preserve"> PAGEREF _Toc240972160 \h </w:instrText>
-            </w:r>
-            <w:r>
-              <w:rPr>
-                <w:noProof/>
-                <w:webHidden/>
-              </w:rPr>
-            </w:r>
-            <w:r>
-              <w:rPr>
-                <w:noProof/>
-                <w:webHidden/>
-              </w:rPr>
-              <w:fldChar w:fldCharType="separate"/>
-            </w:r>
-            <w:r>
-              <w:rPr>
-                <w:noProof/>
-                <w:webHidden/>
-              </w:rPr>
-              <w:t>3</w:t>
-            </w:r>
-            <w:r>
-              <w:rPr>
-                <w:noProof/>
-                <w:webHidden/>
-              </w:rPr>
-              <w:fldChar w:fldCharType="end"/>
-            </w:r>
-          </w:hyperlink>
-        </w:p>
-        <w:p>
-          <w:pPr>
-            <w:pStyle w:val="TDC1"/>
-            <w:tabs>
-              <w:tab w:val="left" w:pos="480"/>
-              <w:tab w:val="right" w:leader="dot" w:pos="9019"/>
-            </w:tabs>
-            <w:rPr>
-              <w:rFonts w:asciiTheme="minorHAnsi" w:eastAsiaTheme="minorEastAsia" w:hAnsiTheme="minorHAnsi" w:cstheme="minorBidi"/>
-              <w:noProof/>
-              <w:kern w:val="2"/>
-              <w:sz w:val="24"/>
-              <w:lang w:val="es-ES"/>
-              <w14:ligatures w14:val="standardContextual"/>
-            </w:rPr>
-          </w:pPr>
-          <w:hyperlink w:anchor="_Toc240972161" w:history="1">
-            <w:r>
-              <w:rPr>
-                <w:rStyle w:val="Hipervnculo"/>
-                <w:noProof/>
-              </w:rPr>
-              <w:t>2.</w:t>
-            </w:r>
-            <w:r>
-              <w:rPr>
-                <w:rFonts w:asciiTheme="minorHAnsi" w:eastAsiaTheme="minorEastAsia" w:hAnsiTheme="minorHAnsi" w:cstheme="minorBidi"/>
-                <w:noProof/>
-                <w:kern w:val="2"/>
-                <w:sz w:val="24"/>
-                <w:lang w:val="es-ES"/>
-                <w14:ligatures w14:val="standardContextual"/>
-              </w:rPr>
-              <w:tab/>
-            </w:r>
-            <w:r>
-              <w:rPr>
-                <w:rStyle w:val="Hipervnculo"/>
-                <w:noProof/>
-              </w:rPr>
-              <w:t>Objetivos Propuestos</w:t>
-            </w:r>
-            <w:r>
-              <w:rPr>
-                <w:noProof/>
-                <w:webHidden/>
-              </w:rPr>
-              <w:tab/>
-            </w:r>
-            <w:r>
-              <w:rPr>
-                <w:noProof/>
-                <w:webHidden/>
-              </w:rPr>
-              <w:fldChar w:fldCharType="begin"/>
-            </w:r>
-            <w:r>
-              <w:rPr>
-                <w:noProof/>
-                <w:webHidden/>
-              </w:rPr>
-              <w:instrText xml:space="preserve"> PAGEREF _Toc240972161 \h </w:instrText>
+              <w:instrText xml:space="preserve"> PAGEREF _Toc241170490 \h </w:instrText>
             </w:r>
             <w:r>
               <w:rPr>
@@ -559,13 +463,13 @@
               <w14:ligatures w14:val="standardContextual"/>
             </w:rPr>
           </w:pPr>
-          <w:hyperlink w:anchor="_Toc240972162" w:history="1">
+          <w:hyperlink w:anchor="_Toc241170491" w:history="1">
             <w:r>
               <w:rPr>
                 <w:rStyle w:val="Hipervnculo"/>
                 <w:noProof/>
               </w:rPr>
-              <w:t>Aplicación Móvil Android (Personal Médico / Personal Interno):</w:t>
+              <w:t>Objetivos Propuestos</w:t>
             </w:r>
             <w:r>
               <w:rPr>
@@ -586,7 +490,7 @@
                 <w:noProof/>
                 <w:webHidden/>
               </w:rPr>
-              <w:instrText xml:space="preserve"> PAGEREF _Toc240972162 \h </w:instrText>
+              <w:instrText xml:space="preserve"> PAGEREF _Toc241170491 \h </w:instrText>
             </w:r>
             <w:r>
               <w:rPr>
@@ -619,9 +523,8 @@
         </w:p>
         <w:p>
           <w:pPr>
-            <w:pStyle w:val="TDC1"/>
+            <w:pStyle w:val="TDC3"/>
             <w:tabs>
-              <w:tab w:val="left" w:pos="480"/>
               <w:tab w:val="right" w:leader="dot" w:pos="9019"/>
             </w:tabs>
             <w:rPr>
@@ -633,13 +536,233 @@
               <w14:ligatures w14:val="standardContextual"/>
             </w:rPr>
           </w:pPr>
-          <w:hyperlink w:anchor="_Toc240972163" w:history="1">
+          <w:hyperlink w:anchor="_Toc241170492" w:history="1">
             <w:r>
               <w:rPr>
                 <w:rStyle w:val="Hipervnculo"/>
                 <w:noProof/>
               </w:rPr>
-              <w:t>3.</w:t>
+              <w:t>Aplicación Móvil Android (Personal Médico / Personal Interno):</w:t>
+            </w:r>
+            <w:r>
+              <w:rPr>
+                <w:noProof/>
+                <w:webHidden/>
+              </w:rPr>
+              <w:tab/>
+            </w:r>
+            <w:r>
+              <w:rPr>
+                <w:noProof/>
+                <w:webHidden/>
+              </w:rPr>
+              <w:fldChar w:fldCharType="begin"/>
+            </w:r>
+            <w:r>
+              <w:rPr>
+                <w:noProof/>
+                <w:webHidden/>
+              </w:rPr>
+              <w:instrText xml:space="preserve"> PAGEREF _Toc241170492 \h </w:instrText>
+            </w:r>
+            <w:r>
+              <w:rPr>
+                <w:noProof/>
+                <w:webHidden/>
+              </w:rPr>
+            </w:r>
+            <w:r>
+              <w:rPr>
+                <w:noProof/>
+                <w:webHidden/>
+              </w:rPr>
+              <w:fldChar w:fldCharType="separate"/>
+            </w:r>
+            <w:r>
+              <w:rPr>
+                <w:noProof/>
+                <w:webHidden/>
+              </w:rPr>
+              <w:t>3</w:t>
+            </w:r>
+            <w:r>
+              <w:rPr>
+                <w:noProof/>
+                <w:webHidden/>
+              </w:rPr>
+              <w:fldChar w:fldCharType="end"/>
+            </w:r>
+          </w:hyperlink>
+        </w:p>
+        <w:p>
+          <w:pPr>
+            <w:pStyle w:val="TDC3"/>
+            <w:tabs>
+              <w:tab w:val="right" w:leader="dot" w:pos="9019"/>
+            </w:tabs>
+            <w:rPr>
+              <w:rFonts w:asciiTheme="minorHAnsi" w:eastAsiaTheme="minorEastAsia" w:hAnsiTheme="minorHAnsi" w:cstheme="minorBidi"/>
+              <w:noProof/>
+              <w:kern w:val="2"/>
+              <w:sz w:val="24"/>
+              <w:lang w:val="es-ES"/>
+              <w14:ligatures w14:val="standardContextual"/>
+            </w:rPr>
+          </w:pPr>
+          <w:hyperlink w:anchor="_Toc241170493" w:history="1">
+            <w:r>
+              <w:rPr>
+                <w:rStyle w:val="Hipervnculo"/>
+                <w:noProof/>
+              </w:rPr>
+              <w:t>Aplicación de Escritorio (Gestión Administrativa y Recepción):</w:t>
+            </w:r>
+            <w:r>
+              <w:rPr>
+                <w:noProof/>
+                <w:webHidden/>
+              </w:rPr>
+              <w:tab/>
+            </w:r>
+            <w:r>
+              <w:rPr>
+                <w:noProof/>
+                <w:webHidden/>
+              </w:rPr>
+              <w:fldChar w:fldCharType="begin"/>
+            </w:r>
+            <w:r>
+              <w:rPr>
+                <w:noProof/>
+                <w:webHidden/>
+              </w:rPr>
+              <w:instrText xml:space="preserve"> PAGEREF _Toc241170493 \h </w:instrText>
+            </w:r>
+            <w:r>
+              <w:rPr>
+                <w:noProof/>
+                <w:webHidden/>
+              </w:rPr>
+            </w:r>
+            <w:r>
+              <w:rPr>
+                <w:noProof/>
+                <w:webHidden/>
+              </w:rPr>
+              <w:fldChar w:fldCharType="separate"/>
+            </w:r>
+            <w:r>
+              <w:rPr>
+                <w:noProof/>
+                <w:webHidden/>
+              </w:rPr>
+              <w:t>3</w:t>
+            </w:r>
+            <w:r>
+              <w:rPr>
+                <w:noProof/>
+                <w:webHidden/>
+              </w:rPr>
+              <w:fldChar w:fldCharType="end"/>
+            </w:r>
+          </w:hyperlink>
+        </w:p>
+        <w:p>
+          <w:pPr>
+            <w:pStyle w:val="TDC3"/>
+            <w:tabs>
+              <w:tab w:val="right" w:leader="dot" w:pos="9019"/>
+            </w:tabs>
+            <w:rPr>
+              <w:rFonts w:asciiTheme="minorHAnsi" w:eastAsiaTheme="minorEastAsia" w:hAnsiTheme="minorHAnsi" w:cstheme="minorBidi"/>
+              <w:noProof/>
+              <w:kern w:val="2"/>
+              <w:sz w:val="24"/>
+              <w:lang w:val="es-ES"/>
+              <w14:ligatures w14:val="standardContextual"/>
+            </w:rPr>
+          </w:pPr>
+          <w:hyperlink w:anchor="_Toc241170494" w:history="1">
+            <w:r>
+              <w:rPr>
+                <w:rStyle w:val="Hipervnculo"/>
+                <w:noProof/>
+              </w:rPr>
+              <w:t>Base de Datos Centralizada, Comunicación y Seguridad:</w:t>
+            </w:r>
+            <w:r>
+              <w:rPr>
+                <w:noProof/>
+                <w:webHidden/>
+              </w:rPr>
+              <w:tab/>
+            </w:r>
+            <w:r>
+              <w:rPr>
+                <w:noProof/>
+                <w:webHidden/>
+              </w:rPr>
+              <w:fldChar w:fldCharType="begin"/>
+            </w:r>
+            <w:r>
+              <w:rPr>
+                <w:noProof/>
+                <w:webHidden/>
+              </w:rPr>
+              <w:instrText xml:space="preserve"> PAGEREF _Toc241170494 \h </w:instrText>
+            </w:r>
+            <w:r>
+              <w:rPr>
+                <w:noProof/>
+                <w:webHidden/>
+              </w:rPr>
+            </w:r>
+            <w:r>
+              <w:rPr>
+                <w:noProof/>
+                <w:webHidden/>
+              </w:rPr>
+              <w:fldChar w:fldCharType="separate"/>
+            </w:r>
+            <w:r>
+              <w:rPr>
+                <w:noProof/>
+                <w:webHidden/>
+              </w:rPr>
+              <w:t>4</w:t>
+            </w:r>
+            <w:r>
+              <w:rPr>
+                <w:noProof/>
+                <w:webHidden/>
+              </w:rPr>
+              <w:fldChar w:fldCharType="end"/>
+            </w:r>
+          </w:hyperlink>
+        </w:p>
+        <w:p>
+          <w:pPr>
+            <w:pStyle w:val="TDC1"/>
+            <w:tabs>
+              <w:tab w:val="left" w:pos="440"/>
+              <w:tab w:val="right" w:leader="dot" w:pos="9019"/>
+            </w:tabs>
+            <w:rPr>
+              <w:rFonts w:asciiTheme="minorHAnsi" w:eastAsiaTheme="minorEastAsia" w:hAnsiTheme="minorHAnsi" w:cstheme="minorBidi"/>
+              <w:noProof/>
+              <w:kern w:val="2"/>
+              <w:sz w:val="24"/>
+              <w:lang w:val="es-ES"/>
+              <w14:ligatures w14:val="standardContextual"/>
+            </w:rPr>
+          </w:pPr>
+          <w:hyperlink w:anchor="_Toc241170495" w:history="1">
+            <w:r>
+              <w:rPr>
+                <w:rStyle w:val="Hipervnculo"/>
+                <w:noProof/>
+              </w:rPr>
+              <w:t>2.</w:t>
             </w:r>
             <w:r>
               <w:rPr>
@@ -678,7 +801,7 @@
                 <w:noProof/>
                 <w:webHidden/>
               </w:rPr>
-              <w:instrText xml:space="preserve"> PAGEREF _Toc240972163 \h </w:instrText>
+              <w:instrText xml:space="preserve"> PAGEREF _Toc241170495 \h </w:instrText>
             </w:r>
             <w:r>
               <w:rPr>
@@ -698,7 +821,560 @@
                 <w:noProof/>
                 <w:webHidden/>
               </w:rPr>
-              <w:t>3</w:t>
+              <w:t>4</w:t>
+            </w:r>
+            <w:r>
+              <w:rPr>
+                <w:noProof/>
+                <w:webHidden/>
+              </w:rPr>
+              <w:fldChar w:fldCharType="end"/>
+            </w:r>
+          </w:hyperlink>
+        </w:p>
+        <w:p>
+          <w:pPr>
+            <w:pStyle w:val="TDC2"/>
+            <w:tabs>
+              <w:tab w:val="right" w:leader="dot" w:pos="9019"/>
+            </w:tabs>
+            <w:rPr>
+              <w:rFonts w:asciiTheme="minorHAnsi" w:eastAsiaTheme="minorEastAsia" w:hAnsiTheme="minorHAnsi" w:cstheme="minorBidi"/>
+              <w:noProof/>
+              <w:kern w:val="2"/>
+              <w:sz w:val="24"/>
+              <w:lang w:val="es-ES"/>
+              <w14:ligatures w14:val="standardContextual"/>
+            </w:rPr>
+          </w:pPr>
+          <w:hyperlink w:anchor="_Toc241170496" w:history="1">
+            <w:r>
+              <w:rPr>
+                <w:rStyle w:val="Hipervnculo"/>
+                <w:noProof/>
+              </w:rPr>
+              <w:t>Para la aplicación de escritorio:</w:t>
+            </w:r>
+            <w:r>
+              <w:rPr>
+                <w:noProof/>
+                <w:webHidden/>
+              </w:rPr>
+              <w:tab/>
+            </w:r>
+            <w:r>
+              <w:rPr>
+                <w:noProof/>
+                <w:webHidden/>
+              </w:rPr>
+              <w:fldChar w:fldCharType="begin"/>
+            </w:r>
+            <w:r>
+              <w:rPr>
+                <w:noProof/>
+                <w:webHidden/>
+              </w:rPr>
+              <w:instrText xml:space="preserve"> PAGEREF _Toc241170496 \h </w:instrText>
+            </w:r>
+            <w:r>
+              <w:rPr>
+                <w:noProof/>
+                <w:webHidden/>
+              </w:rPr>
+            </w:r>
+            <w:r>
+              <w:rPr>
+                <w:noProof/>
+                <w:webHidden/>
+              </w:rPr>
+              <w:fldChar w:fldCharType="separate"/>
+            </w:r>
+            <w:r>
+              <w:rPr>
+                <w:noProof/>
+                <w:webHidden/>
+              </w:rPr>
+              <w:t>4</w:t>
+            </w:r>
+            <w:r>
+              <w:rPr>
+                <w:noProof/>
+                <w:webHidden/>
+              </w:rPr>
+              <w:fldChar w:fldCharType="end"/>
+            </w:r>
+          </w:hyperlink>
+        </w:p>
+        <w:p>
+          <w:pPr>
+            <w:pStyle w:val="TDC2"/>
+            <w:tabs>
+              <w:tab w:val="right" w:leader="dot" w:pos="9019"/>
+            </w:tabs>
+            <w:rPr>
+              <w:rFonts w:asciiTheme="minorHAnsi" w:eastAsiaTheme="minorEastAsia" w:hAnsiTheme="minorHAnsi" w:cstheme="minorBidi"/>
+              <w:noProof/>
+              <w:kern w:val="2"/>
+              <w:sz w:val="24"/>
+              <w:lang w:val="es-ES"/>
+              <w14:ligatures w14:val="standardContextual"/>
+            </w:rPr>
+          </w:pPr>
+          <w:hyperlink w:anchor="_Toc241170497" w:history="1">
+            <w:r>
+              <w:rPr>
+                <w:rStyle w:val="Hipervnculo"/>
+                <w:noProof/>
+              </w:rPr>
+              <w:t>Para la aplicación Android:</w:t>
+            </w:r>
+            <w:r>
+              <w:rPr>
+                <w:noProof/>
+                <w:webHidden/>
+              </w:rPr>
+              <w:tab/>
+            </w:r>
+            <w:r>
+              <w:rPr>
+                <w:noProof/>
+                <w:webHidden/>
+              </w:rPr>
+              <w:fldChar w:fldCharType="begin"/>
+            </w:r>
+            <w:r>
+              <w:rPr>
+                <w:noProof/>
+                <w:webHidden/>
+              </w:rPr>
+              <w:instrText xml:space="preserve"> PAGEREF _Toc241170497 \h </w:instrText>
+            </w:r>
+            <w:r>
+              <w:rPr>
+                <w:noProof/>
+                <w:webHidden/>
+              </w:rPr>
+            </w:r>
+            <w:r>
+              <w:rPr>
+                <w:noProof/>
+                <w:webHidden/>
+              </w:rPr>
+              <w:fldChar w:fldCharType="separate"/>
+            </w:r>
+            <w:r>
+              <w:rPr>
+                <w:noProof/>
+                <w:webHidden/>
+              </w:rPr>
+              <w:t>4</w:t>
+            </w:r>
+            <w:r>
+              <w:rPr>
+                <w:noProof/>
+                <w:webHidden/>
+              </w:rPr>
+              <w:fldChar w:fldCharType="end"/>
+            </w:r>
+          </w:hyperlink>
+        </w:p>
+        <w:p>
+          <w:pPr>
+            <w:pStyle w:val="TDC2"/>
+            <w:tabs>
+              <w:tab w:val="right" w:leader="dot" w:pos="9019"/>
+            </w:tabs>
+            <w:rPr>
+              <w:rFonts w:asciiTheme="minorHAnsi" w:eastAsiaTheme="minorEastAsia" w:hAnsiTheme="minorHAnsi" w:cstheme="minorBidi"/>
+              <w:noProof/>
+              <w:kern w:val="2"/>
+              <w:sz w:val="24"/>
+              <w:lang w:val="es-ES"/>
+              <w14:ligatures w14:val="standardContextual"/>
+            </w:rPr>
+          </w:pPr>
+          <w:hyperlink w:anchor="_Toc241170498" w:history="1">
+            <w:r>
+              <w:rPr>
+                <w:rStyle w:val="Hipervnculo"/>
+                <w:noProof/>
+              </w:rPr>
+              <w:t>Para la Base de datos:</w:t>
+            </w:r>
+            <w:r>
+              <w:rPr>
+                <w:noProof/>
+                <w:webHidden/>
+              </w:rPr>
+              <w:tab/>
+            </w:r>
+            <w:r>
+              <w:rPr>
+                <w:noProof/>
+                <w:webHidden/>
+              </w:rPr>
+              <w:fldChar w:fldCharType="begin"/>
+            </w:r>
+            <w:r>
+              <w:rPr>
+                <w:noProof/>
+                <w:webHidden/>
+              </w:rPr>
+              <w:instrText xml:space="preserve"> PAGEREF _Toc241170498 \h </w:instrText>
+            </w:r>
+            <w:r>
+              <w:rPr>
+                <w:noProof/>
+                <w:webHidden/>
+              </w:rPr>
+            </w:r>
+            <w:r>
+              <w:rPr>
+                <w:noProof/>
+                <w:webHidden/>
+              </w:rPr>
+              <w:fldChar w:fldCharType="separate"/>
+            </w:r>
+            <w:r>
+              <w:rPr>
+                <w:noProof/>
+                <w:webHidden/>
+              </w:rPr>
+              <w:t>4</w:t>
+            </w:r>
+            <w:r>
+              <w:rPr>
+                <w:noProof/>
+                <w:webHidden/>
+              </w:rPr>
+              <w:fldChar w:fldCharType="end"/>
+            </w:r>
+          </w:hyperlink>
+        </w:p>
+        <w:p>
+          <w:pPr>
+            <w:pStyle w:val="TDC2"/>
+            <w:tabs>
+              <w:tab w:val="right" w:leader="dot" w:pos="9019"/>
+            </w:tabs>
+            <w:rPr>
+              <w:rFonts w:asciiTheme="minorHAnsi" w:eastAsiaTheme="minorEastAsia" w:hAnsiTheme="minorHAnsi" w:cstheme="minorBidi"/>
+              <w:noProof/>
+              <w:kern w:val="2"/>
+              <w:sz w:val="24"/>
+              <w:lang w:val="es-ES"/>
+              <w14:ligatures w14:val="standardContextual"/>
+            </w:rPr>
+          </w:pPr>
+          <w:hyperlink w:anchor="_Toc241170499" w:history="1">
+            <w:r>
+              <w:rPr>
+                <w:rStyle w:val="Hipervnculo"/>
+                <w:noProof/>
+              </w:rPr>
+              <w:t>Para la Comunicación, Concurrencia y Seguridad:.</w:t>
+            </w:r>
+            <w:r>
+              <w:rPr>
+                <w:noProof/>
+                <w:webHidden/>
+              </w:rPr>
+              <w:tab/>
+            </w:r>
+            <w:r>
+              <w:rPr>
+                <w:noProof/>
+                <w:webHidden/>
+              </w:rPr>
+              <w:fldChar w:fldCharType="begin"/>
+            </w:r>
+            <w:r>
+              <w:rPr>
+                <w:noProof/>
+                <w:webHidden/>
+              </w:rPr>
+              <w:instrText xml:space="preserve"> PAGEREF _Toc241170499 \h </w:instrText>
+            </w:r>
+            <w:r>
+              <w:rPr>
+                <w:noProof/>
+                <w:webHidden/>
+              </w:rPr>
+            </w:r>
+            <w:r>
+              <w:rPr>
+                <w:noProof/>
+                <w:webHidden/>
+              </w:rPr>
+              <w:fldChar w:fldCharType="separate"/>
+            </w:r>
+            <w:r>
+              <w:rPr>
+                <w:noProof/>
+                <w:webHidden/>
+              </w:rPr>
+              <w:t>4</w:t>
+            </w:r>
+            <w:r>
+              <w:rPr>
+                <w:noProof/>
+                <w:webHidden/>
+              </w:rPr>
+              <w:fldChar w:fldCharType="end"/>
+            </w:r>
+          </w:hyperlink>
+        </w:p>
+        <w:p>
+          <w:pPr>
+            <w:pStyle w:val="TDC2"/>
+            <w:tabs>
+              <w:tab w:val="right" w:leader="dot" w:pos="9019"/>
+            </w:tabs>
+            <w:rPr>
+              <w:rFonts w:asciiTheme="minorHAnsi" w:eastAsiaTheme="minorEastAsia" w:hAnsiTheme="minorHAnsi" w:cstheme="minorBidi"/>
+              <w:noProof/>
+              <w:kern w:val="2"/>
+              <w:sz w:val="24"/>
+              <w:lang w:val="es-ES"/>
+              <w14:ligatures w14:val="standardContextual"/>
+            </w:rPr>
+          </w:pPr>
+          <w:hyperlink w:anchor="_Toc241170500" w:history="1">
+            <w:r>
+              <w:rPr>
+                <w:rStyle w:val="Hipervnculo"/>
+                <w:noProof/>
+              </w:rPr>
+              <w:t>Para el Control de Calidad y Versiones:Pruebas:</w:t>
+            </w:r>
+            <w:r>
+              <w:rPr>
+                <w:noProof/>
+                <w:webHidden/>
+              </w:rPr>
+              <w:tab/>
+            </w:r>
+            <w:r>
+              <w:rPr>
+                <w:noProof/>
+                <w:webHidden/>
+              </w:rPr>
+              <w:fldChar w:fldCharType="begin"/>
+            </w:r>
+            <w:r>
+              <w:rPr>
+                <w:noProof/>
+                <w:webHidden/>
+              </w:rPr>
+              <w:instrText xml:space="preserve"> PAGEREF _Toc241170500 \h </w:instrText>
+            </w:r>
+            <w:r>
+              <w:rPr>
+                <w:noProof/>
+                <w:webHidden/>
+              </w:rPr>
+            </w:r>
+            <w:r>
+              <w:rPr>
+                <w:noProof/>
+                <w:webHidden/>
+              </w:rPr>
+              <w:fldChar w:fldCharType="separate"/>
+            </w:r>
+            <w:r>
+              <w:rPr>
+                <w:noProof/>
+                <w:webHidden/>
+              </w:rPr>
+              <w:t>4</w:t>
+            </w:r>
+            <w:r>
+              <w:rPr>
+                <w:noProof/>
+                <w:webHidden/>
+              </w:rPr>
+              <w:fldChar w:fldCharType="end"/>
+            </w:r>
+          </w:hyperlink>
+        </w:p>
+        <w:p>
+          <w:pPr>
+            <w:pStyle w:val="TDC1"/>
+            <w:tabs>
+              <w:tab w:val="left" w:pos="440"/>
+              <w:tab w:val="right" w:leader="dot" w:pos="9019"/>
+            </w:tabs>
+            <w:rPr>
+              <w:rFonts w:asciiTheme="minorHAnsi" w:eastAsiaTheme="minorEastAsia" w:hAnsiTheme="minorHAnsi" w:cstheme="minorBidi"/>
+              <w:noProof/>
+              <w:kern w:val="2"/>
+              <w:sz w:val="24"/>
+              <w:lang w:val="es-ES"/>
+              <w14:ligatures w14:val="standardContextual"/>
+            </w:rPr>
+          </w:pPr>
+          <w:hyperlink w:anchor="_Toc241170501" w:history="1">
+            <w:r>
+              <w:rPr>
+                <w:rStyle w:val="Hipervnculo"/>
+                <w:bCs/>
+                <w:noProof/>
+                <w:lang w:val="es-ES"/>
+              </w:rPr>
+              <w:t>3.</w:t>
+            </w:r>
+            <w:r>
+              <w:rPr>
+                <w:rFonts w:asciiTheme="minorHAnsi" w:eastAsiaTheme="minorEastAsia" w:hAnsiTheme="minorHAnsi" w:cstheme="minorBidi"/>
+                <w:noProof/>
+                <w:kern w:val="2"/>
+                <w:sz w:val="24"/>
+                <w:lang w:val="es-ES"/>
+                <w14:ligatures w14:val="standardContextual"/>
+              </w:rPr>
+              <w:tab/>
+            </w:r>
+            <w:r>
+              <w:rPr>
+                <w:rStyle w:val="Hipervnculo"/>
+                <w:bCs/>
+                <w:noProof/>
+                <w:lang w:val="es-ES"/>
+              </w:rPr>
+              <w:t>Aplicación de las asignaturas al proyecto</w:t>
+            </w:r>
+            <w:r>
+              <w:rPr>
+                <w:noProof/>
+                <w:webHidden/>
+              </w:rPr>
+              <w:tab/>
+            </w:r>
+            <w:r>
+              <w:rPr>
+                <w:noProof/>
+                <w:webHidden/>
+              </w:rPr>
+              <w:fldChar w:fldCharType="begin"/>
+            </w:r>
+            <w:r>
+              <w:rPr>
+                <w:noProof/>
+                <w:webHidden/>
+              </w:rPr>
+              <w:instrText xml:space="preserve"> PAGEREF _Toc241170501 \h </w:instrText>
+            </w:r>
+            <w:r>
+              <w:rPr>
+                <w:noProof/>
+                <w:webHidden/>
+              </w:rPr>
+            </w:r>
+            <w:r>
+              <w:rPr>
+                <w:noProof/>
+                <w:webHidden/>
+              </w:rPr>
+              <w:fldChar w:fldCharType="separate"/>
+            </w:r>
+            <w:r>
+              <w:rPr>
+                <w:noProof/>
+                <w:webHidden/>
+              </w:rPr>
+              <w:t>5</w:t>
+            </w:r>
+            <w:r>
+              <w:rPr>
+                <w:noProof/>
+                <w:webHidden/>
+              </w:rPr>
+              <w:fldChar w:fldCharType="end"/>
+            </w:r>
+          </w:hyperlink>
+        </w:p>
+        <w:p>
+          <w:pPr>
+            <w:pStyle w:val="TDC1"/>
+            <w:tabs>
+              <w:tab w:val="left" w:pos="440"/>
+              <w:tab w:val="right" w:leader="dot" w:pos="9019"/>
+            </w:tabs>
+            <w:rPr>
+              <w:rFonts w:asciiTheme="minorHAnsi" w:eastAsiaTheme="minorEastAsia" w:hAnsiTheme="minorHAnsi" w:cstheme="minorBidi"/>
+              <w:noProof/>
+              <w:kern w:val="2"/>
+              <w:sz w:val="24"/>
+              <w:lang w:val="es-ES"/>
+              <w14:ligatures w14:val="standardContextual"/>
+            </w:rPr>
+          </w:pPr>
+          <w:hyperlink w:anchor="_Toc241170502" w:history="1">
+            <w:r>
+              <w:rPr>
+                <w:rStyle w:val="Hipervnculo"/>
+                <w:noProof/>
+              </w:rPr>
+              <w:t>4.</w:t>
+            </w:r>
+            <w:r>
+              <w:rPr>
+                <w:rFonts w:asciiTheme="minorHAnsi" w:eastAsiaTheme="minorEastAsia" w:hAnsiTheme="minorHAnsi" w:cstheme="minorBidi"/>
+                <w:noProof/>
+                <w:kern w:val="2"/>
+                <w:sz w:val="24"/>
+                <w:lang w:val="es-ES"/>
+                <w14:ligatures w14:val="standardContextual"/>
+              </w:rPr>
+              <w:tab/>
+            </w:r>
+            <w:r>
+              <w:rPr>
+                <w:rStyle w:val="Hipervnculo"/>
+                <w:noProof/>
+              </w:rPr>
+              <w:t>Justificación de la Elección de la Temática</w:t>
+            </w:r>
+            <w:r>
+              <w:rPr>
+                <w:noProof/>
+                <w:webHidden/>
+              </w:rPr>
+              <w:tab/>
+            </w:r>
+            <w:r>
+              <w:rPr>
+                <w:noProof/>
+                <w:webHidden/>
+              </w:rPr>
+              <w:fldChar w:fldCharType="begin"/>
+            </w:r>
+            <w:r>
+              <w:rPr>
+                <w:noProof/>
+                <w:webHidden/>
+              </w:rPr>
+              <w:instrText xml:space="preserve"> PAGEREF _Toc241170502 \h </w:instrText>
+            </w:r>
+            <w:r>
+              <w:rPr>
+                <w:noProof/>
+                <w:webHidden/>
+              </w:rPr>
+            </w:r>
+            <w:r>
+              <w:rPr>
+                <w:noProof/>
+                <w:webHidden/>
+              </w:rPr>
+              <w:fldChar w:fldCharType="separate"/>
+            </w:r>
+            <w:r>
+              <w:rPr>
+                <w:noProof/>
+                <w:webHidden/>
+              </w:rPr>
+              <w:t>6</w:t>
             </w:r>
             <w:r>
               <w:rPr>
@@ -744,22 +1420,69 @@
           <w:ilvl w:val="0"/>
           <w:numId w:val="1"/>
         </w:numPr>
-      </w:pPr>
-      <w:bookmarkStart w:id="2" w:name="_Toc240972160"/>
+        <w:rPr>
+          <w:bCs/>
+          <w:lang w:val="es-ES"/>
+        </w:rPr>
+      </w:pPr>
       <w:r>
         <w:lastRenderedPageBreak/>
-        <w:t>Temática Justificación</w:t>
+        <w:t xml:space="preserve"> </w:t>
+      </w:r>
+      <w:bookmarkStart w:id="2" w:name="_Toc241170490"/>
+      <w:r>
+        <w:rPr>
+          <w:bCs/>
+          <w:lang w:val="es-ES"/>
+        </w:rPr>
+        <w:t>Título, Resumen y objetivos del Proyecto</w:t>
       </w:r>
       <w:bookmarkEnd w:id="2"/>
     </w:p>
     <w:p>
-      <w:r>
-        <w:t>En el sector sanitario actual, la digitalización eficiente, la centralización de la información y la comunicación ágil entre pacientes, médicos y personal administrativo son factores clave para ofrecer una atención de calidad.</w:t>
-      </w:r>
-    </w:p>
-    <w:p>
-      <w:r>
-        <w:t xml:space="preserve">El proyecto aborda esta necesidad mediante el diseño, desarrollo y despliegue de un </w:t>
+      <w:pPr>
+        <w:rPr>
+          <w:lang w:val="es-ES"/>
+        </w:rPr>
+      </w:pPr>
+      <w:proofErr w:type="spellStart"/>
+      <w:r>
+        <w:rPr>
+          <w:lang w:val="es-ES"/>
+        </w:rPr>
+        <w:t>Titulo</w:t>
+      </w:r>
+      <w:proofErr w:type="spellEnd"/>
+      <w:r>
+        <w:rPr>
+          <w:lang w:val="es-ES"/>
+        </w:rPr>
+        <w:t xml:space="preserve">: </w:t>
+      </w:r>
+      <w:proofErr w:type="spellStart"/>
+      <w:r>
+        <w:rPr>
+          <w:lang w:val="es-ES"/>
+        </w:rPr>
+        <w:t>MedManager</w:t>
+      </w:r>
+      <w:proofErr w:type="spellEnd"/>
+      <w:r>
+        <w:rPr>
+          <w:lang w:val="es-ES"/>
+        </w:rPr>
+        <w:t>: Sistema Multiplataforma Seguro de Gestión Clínica</w:t>
+      </w:r>
+    </w:p>
+    <w:p>
+      <w:r>
+        <w:t>El proyecto</w:t>
+      </w:r>
+      <w:r>
+        <w:t xml:space="preserve"> busca</w:t>
+      </w:r>
+      <w:r>
+        <w:t xml:space="preserve"> el diseño, desarrollo y despliegue de un </w:t>
       </w:r>
       <w:r>
         <w:rPr>
@@ -768,18 +1491,18 @@
         <w:t>ecosistema informático multiplataforma completo</w:t>
       </w:r>
       <w:r>
-        <w:t>. El sistema elimina el uso del papel, agiliza la gestión de citas y expedientes clínicos, y proporciona interfaces adaptadas a los distintos roles de usuario, garantizando en todo momento la sincronización de datos en tiempo real y el cumplimiento normativo de protección de datos (RGPD).</w:t>
-      </w:r>
-    </w:p>
-    <w:p>
-      <w:pPr>
-        <w:pStyle w:val="Ttulo1"/>
-        <w:numPr>
-          <w:ilvl w:val="0"/>
-          <w:numId w:val="1"/>
-        </w:numPr>
-      </w:pPr>
-      <w:bookmarkStart w:id="3" w:name="_Toc240972161"/>
+        <w:t>. El sistema elimina el uso del papel, agiliza la gestión de citas y expedientes clínicos, y proporciona interfaces adaptadas a los distintos roles de usuario, garantizando en todo momento la sincronización de datos en tiempo real</w:t>
+      </w:r>
+      <w:r>
+        <w:t>.</w:t>
+      </w:r>
+    </w:p>
+    <w:p>
+      <w:pPr>
+        <w:pStyle w:val="Ttulo2"/>
+        <w:ind w:firstLine="0"/>
+      </w:pPr>
+      <w:bookmarkStart w:id="3" w:name="_Toc241170491"/>
       <w:r>
         <w:t>Objetivos Propuestos</w:t>
       </w:r>
@@ -790,35 +1513,17 @@
         <w:t>Diseñar, implementar y desplegar un sistema informático multiplataforma centralizado que automatice la gestión asistencial y administrativa de una clínica médica, garantizando la sincronización asíncrona de datos entre entornos móvil y de escritorio</w:t>
       </w:r>
       <w:r>
+        <w:t xml:space="preserve"> con el uso de una base de datos única</w:t>
+      </w:r>
+      <w:r>
         <w:t>.</w:t>
       </w:r>
-      <w:r>
-        <w:br/>
-      </w:r>
-      <w:r>
-        <w:rPr>
-          <w:rStyle w:val="Ttulo2Car"/>
-        </w:rPr>
-        <w:t xml:space="preserve">Según </w:t>
-      </w:r>
-      <w:r>
-        <w:rPr>
-          <w:rStyle w:val="Ttulo2Car"/>
-        </w:rPr>
-        <w:t>aplicación</w:t>
-      </w:r>
-      <w:r>
-        <w:rPr>
-          <w:rStyle w:val="Ttulo2Car"/>
-        </w:rPr>
-        <w:t>:</w:t>
-      </w:r>
     </w:p>
     <w:p>
       <w:pPr>
         <w:pStyle w:val="Ttulo3"/>
       </w:pPr>
-      <w:bookmarkStart w:id="4" w:name="_Toc240972162"/>
+      <w:bookmarkStart w:id="4" w:name="_Toc241170492"/>
       <w:r>
         <w:t>Aplicación Móvil Android (Personal Médico / Personal Interno):</w:t>
       </w:r>
@@ -880,9 +1585,11 @@
       <w:pPr>
         <w:pStyle w:val="Ttulo3"/>
       </w:pPr>
+      <w:bookmarkStart w:id="5" w:name="_Toc241170493"/>
       <w:r>
         <w:t>Aplicación de Escritorio (Gestión Administrativa y Recepción):</w:t>
       </w:r>
+      <w:bookmarkEnd w:id="5"/>
     </w:p>
     <w:p>
       <w:pPr>
@@ -894,7 +1601,13 @@
         <w:jc w:val="left"/>
       </w:pPr>
       <w:r>
-        <w:t>Gestión (CRUD) de pacientes, facultativos, especialidades y salas.</w:t>
+        <w:t xml:space="preserve">Autenticación por roles (Médico, </w:t>
+      </w:r>
+      <w:r>
+        <w:t>Administrativo</w:t>
+      </w:r>
+      <w:r>
+        <w:t>).</w:t>
       </w:r>
     </w:p>
     <w:p>
@@ -907,7 +1620,7 @@
         <w:jc w:val="left"/>
       </w:pPr>
       <w:r>
-        <w:t>Control global del calendario de consultas y facturación básica de servicios.</w:t>
+        <w:t>Gestión (CRUD) de pacientes, facultativos, especialidades y salas.</w:t>
       </w:r>
     </w:p>
     <w:p>
@@ -920,8 +1633,15 @@
         <w:jc w:val="left"/>
       </w:pPr>
       <w:r>
-        <w:t>Generación de informes analíticos y estadísticas de ocupación de la clínica.</w:t>
-      </w:r>
+        <w:t>Control global del calendario de consultas y facturación básica de servicios.</w:t>
+      </w:r>
+    </w:p>
+    <w:p>
+      <w:pPr>
+        <w:pStyle w:val="Prrafodelista"/>
+        <w:ind w:left="1080"/>
+        <w:jc w:val="left"/>
+      </w:pPr>
       <w:r>
         <w:br/>
       </w:r>
@@ -931,11 +1651,25 @@
       <w:r>
         <w:br/>
       </w:r>
+      <w:r>
+        <w:br/>
+      </w:r>
+    </w:p>
+    <w:p>
+      <w:pPr>
+        <w:jc w:val="left"/>
+      </w:pPr>
+    </w:p>
+    <w:p>
+      <w:pPr>
+        <w:jc w:val="left"/>
+      </w:pPr>
     </w:p>
     <w:p>
       <w:pPr>
         <w:pStyle w:val="Ttulo3"/>
       </w:pPr>
+      <w:bookmarkStart w:id="6" w:name="_Toc241170494"/>
       <w:r>
         <w:lastRenderedPageBreak/>
         <w:t>Base de Datos Centralizada, Comunicación y Seguridad</w:t>
@@ -943,6 +1677,7 @@
       <w:r>
         <w:t>:</w:t>
       </w:r>
+      <w:bookmarkEnd w:id="6"/>
     </w:p>
     <w:p>
       <w:pPr>
@@ -967,16 +1702,11 @@
         <w:jc w:val="left"/>
       </w:pPr>
       <w:r>
-        <w:t xml:space="preserve">Implementar una API REST intermedia (o capa de Sockets) para dar servicio concurrente a las plataformas cliente sin atacar directamente a la base de </w:t>
-      </w:r>
-      <w:proofErr w:type="gramStart"/>
-      <w:r>
-        <w:t>datos.</w:t>
+        <w:t>Implementar una API REST intermedia (o capa de Sockets) para dar servicio concurrente a las plataformas cliente sin atacar directamente a la base de datos.</w:t>
       </w:r>
       <w:r>
         <w:t>.</w:t>
       </w:r>
-      <w:proofErr w:type="gramEnd"/>
     </w:p>
     <w:p>
       <w:pPr>
@@ -1015,19 +1745,21 @@
       <w:r>
         <w:t xml:space="preserve"> </w:t>
       </w:r>
-      <w:bookmarkStart w:id="5" w:name="_Toc240972163"/>
+      <w:bookmarkStart w:id="7" w:name="_Toc241170495"/>
       <w:r>
         <w:t>Tecnologías y herramientas</w:t>
       </w:r>
-      <w:bookmarkEnd w:id="5"/>
+      <w:bookmarkEnd w:id="7"/>
     </w:p>
     <w:p>
       <w:pPr>
         <w:pStyle w:val="Ttulo2"/>
       </w:pPr>
+      <w:bookmarkStart w:id="8" w:name="_Toc241170496"/>
       <w:r>
         <w:t>Para la aplicación de escritorio:</w:t>
       </w:r>
+      <w:bookmarkEnd w:id="8"/>
     </w:p>
     <w:p>
       <w:pPr>
@@ -1081,7 +1813,7 @@
         </w:numPr>
       </w:pPr>
       <w:r>
-        <w:t>Spring Boot</w:t>
+        <w:t xml:space="preserve">Algoritmos hash </w:t>
       </w:r>
     </w:p>
     <w:p>
@@ -1093,18 +1825,6 @@
         </w:numPr>
       </w:pPr>
       <w:r>
-        <w:t xml:space="preserve">Algoritmos hash </w:t>
-      </w:r>
-    </w:p>
-    <w:p>
-      <w:pPr>
-        <w:pStyle w:val="Prrafodelista"/>
-        <w:numPr>
-          <w:ilvl w:val="0"/>
-          <w:numId w:val="7"/>
-        </w:numPr>
-      </w:pPr>
-      <w:r>
         <w:t>Junit</w:t>
       </w:r>
     </w:p>
@@ -1112,9 +1832,11 @@
       <w:pPr>
         <w:pStyle w:val="Ttulo2"/>
       </w:pPr>
+      <w:bookmarkStart w:id="9" w:name="_Toc241170497"/>
       <w:r>
         <w:t>Para la aplicación Android:</w:t>
       </w:r>
+      <w:bookmarkEnd w:id="9"/>
     </w:p>
     <w:p>
       <w:pPr>
@@ -1146,9 +1868,11 @@
       <w:pPr>
         <w:pStyle w:val="Ttulo2"/>
       </w:pPr>
+      <w:bookmarkStart w:id="10" w:name="_Toc241170498"/>
       <w:r>
         <w:t>Para la Base de datos:</w:t>
       </w:r>
+      <w:bookmarkEnd w:id="10"/>
     </w:p>
     <w:p>
       <w:pPr>
@@ -1178,8 +1902,13 @@
       <w:pPr>
         <w:pStyle w:val="Ttulo2"/>
       </w:pPr>
-      <w:r>
-        <w:t>Para la Comunicación, Concurrencia y Seguridad:</w:t>
+      <w:bookmarkStart w:id="11" w:name="_Toc241170499"/>
+      <w:r>
+        <w:t>Para la Comunicación, Concurrencia y Seguridad:.</w:t>
+      </w:r>
+      <w:bookmarkEnd w:id="11"/>
+      <w:r>
+        <w:t xml:space="preserve"> </w:t>
       </w:r>
     </w:p>
     <w:p>
@@ -1196,7 +1925,7 @@
       </w:r>
       <w:proofErr w:type="spellEnd"/>
       <w:r>
-        <w:t xml:space="preserve">/Servicios: Spring Boot para el desarrollo de la API REST concurrente.   </w:t>
+        <w:t xml:space="preserve">/Servicios: Desarrollo de un servidor propio basado en una capa de Sockets TCP/IP en Java para gestionar las peticiones concurrentes de los clientes sin atacar directamente a la base de datos.   </w:t>
       </w:r>
     </w:p>
     <w:p>
@@ -1208,25 +1937,28 @@
         </w:numPr>
       </w:pPr>
       <w:r>
-        <w:t xml:space="preserve">Seguridad: Librerías criptográficas de Java para aplicar algoritmos hash y cifrado de datos. </w:t>
+        <w:t xml:space="preserve">Seguridad: Librerías criptográficas de Java para aplicar algoritmos hash y cifrado de datos.  </w:t>
       </w:r>
     </w:p>
     <w:p>
       <w:pPr>
         <w:pStyle w:val="Ttulo2"/>
       </w:pPr>
+      <w:bookmarkStart w:id="12" w:name="_Toc241170500"/>
       <w:r>
         <w:t xml:space="preserve">Para el Control de Calidad y </w:t>
       </w:r>
       <w:proofErr w:type="spellStart"/>
-      <w:proofErr w:type="gramStart"/>
       <w:r>
         <w:t>Versiones:Pruebas</w:t>
       </w:r>
       <w:proofErr w:type="spellEnd"/>
-      <w:proofErr w:type="gramEnd"/>
-      <w:r>
-        <w:t xml:space="preserve">: </w:t>
+      <w:r>
+        <w:t>:</w:t>
+      </w:r>
+      <w:bookmarkEnd w:id="12"/>
+      <w:r>
+        <w:t xml:space="preserve"> </w:t>
       </w:r>
     </w:p>
     <w:p>
@@ -1258,6 +1990,421 @@
         <w:t>Repositorio: Git/GitHub para el control de versiones del código fuente</w:t>
       </w:r>
     </w:p>
+    <w:p/>
+    <w:p/>
+    <w:p>
+      <w:pPr>
+        <w:pStyle w:val="Ttulo1"/>
+        <w:numPr>
+          <w:ilvl w:val="0"/>
+          <w:numId w:val="1"/>
+        </w:numPr>
+        <w:rPr>
+          <w:bCs/>
+          <w:lang w:val="es-ES"/>
+        </w:rPr>
+      </w:pPr>
+      <w:bookmarkStart w:id="13" w:name="_Toc241170501"/>
+      <w:r>
+        <w:rPr>
+          <w:bCs/>
+          <w:lang w:val="es-ES"/>
+        </w:rPr>
+        <w:t>Aplicación de las asignaturas al proyecto</w:t>
+      </w:r>
+      <w:bookmarkEnd w:id="13"/>
+    </w:p>
+    <w:p>
+      <w:pPr>
+        <w:pStyle w:val="Prrafodelista"/>
+        <w:numPr>
+          <w:ilvl w:val="0"/>
+          <w:numId w:val="14"/>
+        </w:numPr>
+        <w:rPr>
+          <w:lang w:val="es-ES"/>
+        </w:rPr>
+      </w:pPr>
+      <w:r>
+        <w:rPr>
+          <w:b/>
+          <w:bCs/>
+          <w:lang w:val="es-ES"/>
+        </w:rPr>
+        <w:t>Acceso a datos:</w:t>
+      </w:r>
+      <w:r>
+        <w:rPr>
+          <w:lang w:val="es-ES"/>
+        </w:rPr>
+        <w:t xml:space="preserve"> Utilización de </w:t>
+      </w:r>
+      <w:proofErr w:type="spellStart"/>
+      <w:r>
+        <w:rPr>
+          <w:lang w:val="es-ES"/>
+        </w:rPr>
+        <w:t>Hibernate</w:t>
+      </w:r>
+      <w:proofErr w:type="spellEnd"/>
+      <w:r>
+        <w:rPr>
+          <w:lang w:val="es-ES"/>
+        </w:rPr>
+        <w:t xml:space="preserve"> (ORM) para la persistencia y el intercambio de información de forma segura con la base de datos central. </w:t>
+      </w:r>
+    </w:p>
+    <w:p>
+      <w:pPr>
+        <w:pStyle w:val="Prrafodelista"/>
+        <w:numPr>
+          <w:ilvl w:val="0"/>
+          <w:numId w:val="14"/>
+        </w:numPr>
+        <w:rPr>
+          <w:lang w:val="es-ES"/>
+        </w:rPr>
+      </w:pPr>
+      <w:r>
+        <w:rPr>
+          <w:b/>
+          <w:bCs/>
+          <w:lang w:val="es-ES"/>
+        </w:rPr>
+        <w:t>Desarrollo de interfaces:</w:t>
+      </w:r>
+      <w:r>
+        <w:rPr>
+          <w:lang w:val="es-ES"/>
+        </w:rPr>
+        <w:t xml:space="preserve"> Creación de las vistas gráficas de la aplicación de escritorio destinada a la gestión administrativa utilizando </w:t>
+      </w:r>
+      <w:proofErr w:type="spellStart"/>
+      <w:r>
+        <w:rPr>
+          <w:lang w:val="es-ES"/>
+        </w:rPr>
+        <w:t>JavaFX</w:t>
+      </w:r>
+      <w:proofErr w:type="spellEnd"/>
+      <w:r>
+        <w:rPr>
+          <w:lang w:val="es-ES"/>
+        </w:rPr>
+        <w:t xml:space="preserve">. . </w:t>
+      </w:r>
+    </w:p>
+    <w:p>
+      <w:pPr>
+        <w:pStyle w:val="Prrafodelista"/>
+        <w:numPr>
+          <w:ilvl w:val="0"/>
+          <w:numId w:val="14"/>
+        </w:numPr>
+        <w:rPr>
+          <w:lang w:val="es-ES"/>
+        </w:rPr>
+      </w:pPr>
+      <w:r>
+        <w:rPr>
+          <w:b/>
+          <w:bCs/>
+          <w:lang w:val="es-ES"/>
+        </w:rPr>
+        <w:t>Base de datos:</w:t>
+      </w:r>
+      <w:r>
+        <w:rPr>
+          <w:lang w:val="es-ES"/>
+        </w:rPr>
+        <w:t xml:space="preserve"> Diseño de un modelo relacional normalizado, gestionando el control de integridad referencial y las consultas mediante SQL y MySQL. </w:t>
+      </w:r>
+    </w:p>
+    <w:p>
+      <w:pPr>
+        <w:pStyle w:val="Prrafodelista"/>
+        <w:numPr>
+          <w:ilvl w:val="0"/>
+          <w:numId w:val="14"/>
+        </w:numPr>
+        <w:rPr>
+          <w:lang w:val="es-ES"/>
+        </w:rPr>
+      </w:pPr>
+      <w:r>
+        <w:rPr>
+          <w:b/>
+          <w:bCs/>
+          <w:lang w:val="es-ES"/>
+        </w:rPr>
+        <w:t>Digitalización:</w:t>
+      </w:r>
+      <w:r>
+        <w:rPr>
+          <w:lang w:val="es-ES"/>
+        </w:rPr>
+        <w:t xml:space="preserve"> Transformación de los procesos manuales del centro médico, eliminando los documentos físicos e implementando un ecosistema digital y automatizado. </w:t>
+      </w:r>
+    </w:p>
+    <w:p>
+      <w:pPr>
+        <w:pStyle w:val="Prrafodelista"/>
+        <w:numPr>
+          <w:ilvl w:val="0"/>
+          <w:numId w:val="14"/>
+        </w:numPr>
+        <w:rPr>
+          <w:lang w:val="es-ES"/>
+        </w:rPr>
+      </w:pPr>
+      <w:r>
+        <w:rPr>
+          <w:b/>
+          <w:bCs/>
+          <w:lang w:val="es-ES"/>
+        </w:rPr>
+        <w:t>Programación:</w:t>
+      </w:r>
+      <w:r>
+        <w:rPr>
+          <w:lang w:val="es-ES"/>
+        </w:rPr>
+        <w:t xml:space="preserve"> Aplicación de las bases de la programación, algoritmos y lógica de negocio para estructurar las diferentes aplicaciones desarrolladas en el proyecto.</w:t>
+      </w:r>
+    </w:p>
+    <w:p>
+      <w:pPr>
+        <w:pStyle w:val="Prrafodelista"/>
+        <w:numPr>
+          <w:ilvl w:val="0"/>
+          <w:numId w:val="14"/>
+        </w:numPr>
+        <w:rPr>
+          <w:lang w:val="es-ES"/>
+        </w:rPr>
+      </w:pPr>
+      <w:r>
+        <w:rPr>
+          <w:b/>
+          <w:bCs/>
+          <w:lang w:val="es-ES"/>
+        </w:rPr>
+        <w:t>Sistemas informáticos:</w:t>
+      </w:r>
+      <w:r>
+        <w:rPr>
+          <w:lang w:val="es-ES"/>
+        </w:rPr>
+        <w:t xml:space="preserve"> Definición de la arquitectura cliente-servidor y configuración del entorno para alojar y servir la base de datos centralizada. </w:t>
+      </w:r>
+    </w:p>
+    <w:p>
+      <w:pPr>
+        <w:pStyle w:val="Prrafodelista"/>
+        <w:numPr>
+          <w:ilvl w:val="0"/>
+          <w:numId w:val="14"/>
+        </w:numPr>
+        <w:rPr>
+          <w:lang w:val="es-ES"/>
+        </w:rPr>
+      </w:pPr>
+      <w:r>
+        <w:rPr>
+          <w:b/>
+          <w:bCs/>
+          <w:lang w:val="es-ES"/>
+        </w:rPr>
+        <w:t>Entornos de desarrollo:</w:t>
+      </w:r>
+      <w:r>
+        <w:rPr>
+          <w:lang w:val="es-ES"/>
+        </w:rPr>
+        <w:t xml:space="preserve"> Manejo de herramientas como Eclipse y Android Studio, control de versiones del código fuente con Git/GitHub, y ejecución de pruebas unitarias mediante </w:t>
+      </w:r>
+      <w:proofErr w:type="spellStart"/>
+      <w:r>
+        <w:rPr>
+          <w:lang w:val="es-ES"/>
+        </w:rPr>
+        <w:t>JUnit</w:t>
+      </w:r>
+      <w:proofErr w:type="spellEnd"/>
+      <w:r>
+        <w:rPr>
+          <w:lang w:val="es-ES"/>
+        </w:rPr>
+        <w:t xml:space="preserve">. </w:t>
+      </w:r>
+    </w:p>
+    <w:p>
+      <w:pPr>
+        <w:pStyle w:val="Prrafodelista"/>
+        <w:numPr>
+          <w:ilvl w:val="0"/>
+          <w:numId w:val="14"/>
+        </w:numPr>
+        <w:rPr>
+          <w:lang w:val="es-ES"/>
+        </w:rPr>
+      </w:pPr>
+      <w:r>
+        <w:rPr>
+          <w:b/>
+          <w:bCs/>
+          <w:lang w:val="es-ES"/>
+        </w:rPr>
+        <w:t>Lenguaje de marcas y sistemas de gestión:</w:t>
+      </w:r>
+      <w:r>
+        <w:rPr>
+          <w:lang w:val="es-ES"/>
+        </w:rPr>
+        <w:t xml:space="preserve"> Aplicación de lenguajes de etiquetado (como XML) para el diseño visual de las vistas en Android Studio y la estructuración de la información. </w:t>
+      </w:r>
+    </w:p>
+    <w:p>
+      <w:pPr>
+        <w:pStyle w:val="Prrafodelista"/>
+        <w:numPr>
+          <w:ilvl w:val="0"/>
+          <w:numId w:val="14"/>
+        </w:numPr>
+        <w:rPr>
+          <w:lang w:val="es-ES"/>
+        </w:rPr>
+      </w:pPr>
+      <w:r>
+        <w:rPr>
+          <w:b/>
+          <w:bCs/>
+          <w:lang w:val="es-ES"/>
+        </w:rPr>
+        <w:t>Sostenibilidad:</w:t>
+      </w:r>
+      <w:r>
+        <w:rPr>
+          <w:lang w:val="es-ES"/>
+        </w:rPr>
+        <w:t xml:space="preserve"> Reducción drástica del impacto ambiental de la clínica y fomento de la eficiencia mediante la eliminación del uso de papel. </w:t>
+      </w:r>
+    </w:p>
+    <w:p>
+      <w:pPr>
+        <w:pStyle w:val="Prrafodelista"/>
+        <w:numPr>
+          <w:ilvl w:val="0"/>
+          <w:numId w:val="14"/>
+        </w:numPr>
+        <w:rPr>
+          <w:lang w:val="es-ES"/>
+        </w:rPr>
+      </w:pPr>
+      <w:r>
+        <w:rPr>
+          <w:b/>
+          <w:bCs/>
+          <w:lang w:val="es-ES"/>
+        </w:rPr>
+        <w:t>Programación de servicios y procesos:</w:t>
+      </w:r>
+      <w:r>
+        <w:rPr>
+          <w:lang w:val="es-ES"/>
+        </w:rPr>
+        <w:t xml:space="preserve"> </w:t>
+      </w:r>
+      <w:r>
+        <w:rPr>
+          <w:lang w:val="es-ES"/>
+        </w:rPr>
+        <w:t>Diseño e implementación de una arquitectura cliente-servidor mediante una capa de Sockets TCP/IP en Java, gestionando las peticiones de los clientes de forma concurrente mediante programación multihilo y aplicando algoritmos hash para la seguridad de los datos.</w:t>
+      </w:r>
+      <w:r>
+        <w:rPr>
+          <w:lang w:val="es-ES"/>
+        </w:rPr>
+        <w:t xml:space="preserve">. </w:t>
+      </w:r>
+    </w:p>
+    <w:p>
+      <w:pPr>
+        <w:pStyle w:val="Prrafodelista"/>
+        <w:numPr>
+          <w:ilvl w:val="0"/>
+          <w:numId w:val="14"/>
+        </w:numPr>
+        <w:rPr>
+          <w:lang w:val="es-ES"/>
+        </w:rPr>
+      </w:pPr>
+      <w:r>
+        <w:rPr>
+          <w:b/>
+          <w:bCs/>
+          <w:lang w:val="es-ES"/>
+        </w:rPr>
+        <w:t>Programación multimedia y dispositivos:</w:t>
+      </w:r>
+      <w:r>
+        <w:rPr>
+          <w:lang w:val="es-ES"/>
+        </w:rPr>
+        <w:t xml:space="preserve"> Desarrollo de la aplicación móvil nativa con </w:t>
+      </w:r>
+      <w:proofErr w:type="spellStart"/>
+      <w:r>
+        <w:rPr>
+          <w:lang w:val="es-ES"/>
+        </w:rPr>
+        <w:t>Kotlin</w:t>
+      </w:r>
+      <w:proofErr w:type="spellEnd"/>
+      <w:r>
+        <w:rPr>
+          <w:lang w:val="es-ES"/>
+        </w:rPr>
+        <w:t xml:space="preserve"> e implementación del acceso al hardware del terminal (cámara) para el módulo de lectura de códigos QR</w:t>
+      </w:r>
+    </w:p>
+    <w:p>
+      <w:pPr>
+        <w:ind w:left="360"/>
+        <w:rPr>
+          <w:lang w:val="es-ES"/>
+        </w:rPr>
+      </w:pPr>
+    </w:p>
+    <w:p>
+      <w:pPr>
+        <w:pStyle w:val="Ttulo1"/>
+        <w:numPr>
+          <w:ilvl w:val="0"/>
+          <w:numId w:val="1"/>
+        </w:numPr>
+      </w:pPr>
+      <w:bookmarkStart w:id="14" w:name="_Toc241170502"/>
+      <w:r>
+        <w:t>Justificación de la Elección de la Temática</w:t>
+      </w:r>
+      <w:bookmarkEnd w:id="14"/>
+    </w:p>
+    <w:p>
+      <w:r>
+        <w:t>En el sector sanitario actual, la digitalización eficiente, la centralización de la información y la comunicación ágil entre pacientes, médicos y personal administrativo son factores clave para ofrecer una atención de calidad.</w:t>
+      </w:r>
+    </w:p>
+    <w:p>
+      <w:r>
+        <w:t>En el sector sanitario actual, la digitalización eficiente, la centralización de la información y la comunicación ágil entre pacientes, médicos y personal administrativo son factores clave para ofrecer una atención de calidad. Este proyecto aborda esta necesidad desarrollando un ecosistema informático multiplataforma completo diseñado para modernizar los flujos de trabajo clínicos. A través de esta solución, se elimina el uso del papel, se agiliza de forma significativa la gestión de citas y expedientes clínicos, y se facilitan interfaces específicas adaptadas a cada rol de usuario. Además, el sistema garantiza en todo momento la sincronización de la información en tiempo real</w:t>
+      </w:r>
+      <w:r>
+        <w:t>.</w:t>
+      </w:r>
+    </w:p>
+    <w:p/>
+    <w:p/>
     <w:p>
       <w:pPr>
         <w:jc w:val="center"/>
@@ -1269,7 +2416,6 @@
         <w:rPr>
           <w:noProof/>
         </w:rPr>
-        <w:lastRenderedPageBreak/>
         <w:drawing>
           <wp:anchor distT="114300" distB="114300" distL="114300" distR="114300" simplePos="0" relativeHeight="251659264" behindDoc="0" locked="0" layoutInCell="1" hidden="0" allowOverlap="1" wp14:anchorId="3521ADE1" wp14:editId="68186279">
             <wp:simplePos x="0" y="0"/>
@@ -1496,6 +2642,119 @@
 <file path=word/numbering.xml><?xml version="1.0" encoding="utf-8"?>
 <w:numbering xmlns:wpc="http://schemas.microsoft.com/office/word/2010/wordprocessingCanvas" xmlns:cx="http://schemas.microsoft.com/office/drawing/2014/chartex" xmlns:cx1="http://schemas.microsoft.com/office/drawing/2015/9/8/chartex" xmlns:cx2="http://schemas.microsoft.com/office/drawing/2015/10/21/chartex" xmlns:cx3="http://schemas.microsoft.com/office/drawing/2016/5/9/chartex" xmlns:cx4="http://schemas.microsoft.com/office/drawing/2016/5/10/chartex" xmlns:cx5="http://schemas.microsoft.com/office/drawing/2016/5/11/chartex" xmlns:cx6="http://schemas.microsoft.com/office/drawing/2016/5/12/chartex" xmlns:cx7="http://schemas.microsoft.com/office/drawing/2016/5/13/chartex" xmlns:cx8="http://schemas.microsoft.com/office/drawing/2016/5/14/chartex" xmlns:mc="http://schemas.openxmlformats.org/markup-compatibility/2006" xmlns:aink="http://schemas.microsoft.com/office/drawing/2016/ink" xmlns:am3d="http://schemas.microsoft.com/office/drawing/2017/model3d" xmlns:o="urn:schemas-microsoft-com:office:office" xmlns:oel="http://schemas.microsoft.com/office/2019/extlst" xmlns:r="http://schemas.openxmlformats.org/officeDocument/2006/relationships" xmlns:m="http://schemas.openxmlformats.org/officeDocument/2006/math" xmlns:v="urn:schemas-microsoft-com:vml" xmlns:wp14="http://schemas.microsoft.com/office/word/2010/wordprocessingDrawing" xmlns:wp="http://schemas.openxmlformats.org/drawingml/2006/wordprocessingDrawing" xmlns:w10="urn:schemas-microsoft-com:office:word" xmlns:w="http://schemas.openxmlformats.org/wordprocessingml/2006/main" xmlns:w14="http://schemas.microsoft.com/office/word/2010/wordml" xmlns:w15="http://schemas.microsoft.com/office/word/2012/wordml" xmlns:w16cex="http://schemas.microsoft.com/office/word/2018/wordml/cex" xmlns:w16cid="http://schemas.microsoft.com/office/word/2016/wordml/cid" xmlns:w16="http://schemas.microsoft.com/office/word/2018/wordml" xmlns:w16du="http://schemas.microsoft.com/office/word/2023/wordml/word16du" xmlns:w16sdtdh="http://schemas.microsoft.com/office/word/2020/wordml/sdtdatahash" xmlns:w16sdtfl="http://schemas.microsoft.com/office/word/2024/wordml/sdtformatlock" xmlns:w16se="http://schemas.microsoft.com/office/word/2015/wordml/symex" xmlns:wpg="http://schemas.microsoft.com/office/word/2010/wordprocessingGroup" xmlns:wpi="http://schemas.microsoft.com/office/word/2010/wordprocessingInk" xmlns:wne="http://schemas.microsoft.com/office/word/2006/wordml" xmlns:wps="http://schemas.microsoft.com/office/word/2010/wordprocessingShape" mc:Ignorable="w14 w15 w16se w16cid w16 w16cex w16sdtdh w16sdtfl w16du wp14">
   <w:abstractNum w:abstractNumId="0" w15:restartNumberingAfterBreak="0">
+    <w:nsid w:val="04351291"/>
+    <w:multiLevelType w:val="hybridMultilevel"/>
+    <w:tmpl w:val="DED08E3C"/>
+    <w:lvl w:ilvl="0" w:tplc="0C0A0001">
+      <w:start w:val="1"/>
+      <w:numFmt w:val="bullet"/>
+      <w:lvlText w:val=""/>
+      <w:lvlJc w:val="left"/>
+      <w:pPr>
+        <w:ind w:left="1800" w:hanging="360"/>
+      </w:pPr>
+      <w:rPr>
+        <w:rFonts w:ascii="Symbol" w:hAnsi="Symbol" w:hint="default"/>
+      </w:rPr>
+    </w:lvl>
+    <w:lvl w:ilvl="1" w:tplc="0C0A0003" w:tentative="1">
+      <w:start w:val="1"/>
+      <w:numFmt w:val="bullet"/>
+      <w:lvlText w:val="o"/>
+      <w:lvlJc w:val="left"/>
+      <w:pPr>
+        <w:ind w:left="2520" w:hanging="360"/>
+      </w:pPr>
+      <w:rPr>
+        <w:rFonts w:ascii="Courier New" w:hAnsi="Courier New" w:cs="Courier New" w:hint="default"/>
+      </w:rPr>
+    </w:lvl>
+    <w:lvl w:ilvl="2" w:tplc="0C0A0005" w:tentative="1">
+      <w:start w:val="1"/>
+      <w:numFmt w:val="bullet"/>
+      <w:lvlText w:val=""/>
+      <w:lvlJc w:val="left"/>
+      <w:pPr>
+        <w:ind w:left="3240" w:hanging="360"/>
+      </w:pPr>
+      <w:rPr>
+        <w:rFonts w:ascii="Wingdings" w:hAnsi="Wingdings" w:hint="default"/>
+      </w:rPr>
+    </w:lvl>
+    <w:lvl w:ilvl="3" w:tplc="0C0A0001" w:tentative="1">
+      <w:start w:val="1"/>
+      <w:numFmt w:val="bullet"/>
+      <w:lvlText w:val=""/>
+      <w:lvlJc w:val="left"/>
+      <w:pPr>
+        <w:ind w:left="3960" w:hanging="360"/>
+      </w:pPr>
+      <w:rPr>
+        <w:rFonts w:ascii="Symbol" w:hAnsi="Symbol" w:hint="default"/>
+      </w:rPr>
+    </w:lvl>
+    <w:lvl w:ilvl="4" w:tplc="0C0A0003" w:tentative="1">
+      <w:start w:val="1"/>
+      <w:numFmt w:val="bullet"/>
+      <w:lvlText w:val="o"/>
+      <w:lvlJc w:val="left"/>
+      <w:pPr>
+        <w:ind w:left="4680" w:hanging="360"/>
+      </w:pPr>
+      <w:rPr>
+        <w:rFonts w:ascii="Courier New" w:hAnsi="Courier New" w:cs="Courier New" w:hint="default"/>
+      </w:rPr>
+    </w:lvl>
+    <w:lvl w:ilvl="5" w:tplc="0C0A0005" w:tentative="1">
+      <w:start w:val="1"/>
+      <w:numFmt w:val="bullet"/>
+      <w:lvlText w:val=""/>
+      <w:lvlJc w:val="left"/>
+      <w:pPr>
+        <w:ind w:left="5400" w:hanging="360"/>
+      </w:pPr>
+      <w:rPr>
+        <w:rFonts w:ascii="Wingdings" w:hAnsi="Wingdings" w:hint="default"/>
+      </w:rPr>
+    </w:lvl>
+    <w:lvl w:ilvl="6" w:tplc="0C0A0001" w:tentative="1">
+      <w:start w:val="1"/>
+      <w:numFmt w:val="bullet"/>
+      <w:lvlText w:val=""/>
+      <w:lvlJc w:val="left"/>
+      <w:pPr>
+        <w:ind w:left="6120" w:hanging="360"/>
+      </w:pPr>
+      <w:rPr>
+        <w:rFonts w:ascii="Symbol" w:hAnsi="Symbol" w:hint="default"/>
+      </w:rPr>
+    </w:lvl>
+    <w:lvl w:ilvl="7" w:tplc="0C0A0003" w:tentative="1">
+      <w:start w:val="1"/>
+      <w:numFmt w:val="bullet"/>
+      <w:lvlText w:val="o"/>
+      <w:lvlJc w:val="left"/>
+      <w:pPr>
+        <w:ind w:left="6840" w:hanging="360"/>
+      </w:pPr>
+      <w:rPr>
+        <w:rFonts w:ascii="Courier New" w:hAnsi="Courier New" w:cs="Courier New" w:hint="default"/>
+      </w:rPr>
+    </w:lvl>
+    <w:lvl w:ilvl="8" w:tplc="0C0A0005" w:tentative="1">
+      <w:start w:val="1"/>
+      <w:numFmt w:val="bullet"/>
+      <w:lvlText w:val=""/>
+      <w:lvlJc w:val="left"/>
+      <w:pPr>
+        <w:ind w:left="7560" w:hanging="360"/>
+      </w:pPr>
+      <w:rPr>
+        <w:rFonts w:ascii="Wingdings" w:hAnsi="Wingdings" w:hint="default"/>
+      </w:rPr>
+    </w:lvl>
+  </w:abstractNum>
+  <w:abstractNum w:abstractNumId="1" w15:restartNumberingAfterBreak="0">
     <w:nsid w:val="10EC6DB3"/>
     <w:multiLevelType w:val="hybridMultilevel"/>
     <w:tmpl w:val="529C8A5E"/>
@@ -1607,7 +2866,7 @@
       </w:rPr>
     </w:lvl>
   </w:abstractNum>
-  <w:abstractNum w:abstractNumId="1" w15:restartNumberingAfterBreak="0">
+  <w:abstractNum w:abstractNumId="2" w15:restartNumberingAfterBreak="0">
     <w:nsid w:val="1EBC368F"/>
     <w:multiLevelType w:val="multilevel"/>
     <w:tmpl w:val="72DE3258"/>
@@ -1693,7 +2952,7 @@
       </w:pPr>
     </w:lvl>
   </w:abstractNum>
-  <w:abstractNum w:abstractNumId="2" w15:restartNumberingAfterBreak="0">
+  <w:abstractNum w:abstractNumId="3" w15:restartNumberingAfterBreak="0">
     <w:nsid w:val="215A3323"/>
     <w:multiLevelType w:val="hybridMultilevel"/>
     <w:tmpl w:val="229C0898"/>
@@ -1805,7 +3064,7 @@
       </w:rPr>
     </w:lvl>
   </w:abstractNum>
-  <w:abstractNum w:abstractNumId="3" w15:restartNumberingAfterBreak="0">
+  <w:abstractNum w:abstractNumId="4" w15:restartNumberingAfterBreak="0">
     <w:nsid w:val="3BE0371C"/>
     <w:multiLevelType w:val="hybridMultilevel"/>
     <w:tmpl w:val="ED3A6B54"/>
@@ -1917,7 +3176,7 @@
       </w:rPr>
     </w:lvl>
   </w:abstractNum>
-  <w:abstractNum w:abstractNumId="4" w15:restartNumberingAfterBreak="0">
+  <w:abstractNum w:abstractNumId="5" w15:restartNumberingAfterBreak="0">
     <w:nsid w:val="51555E00"/>
     <w:multiLevelType w:val="multilevel"/>
     <w:tmpl w:val="D41E289C"/>
@@ -2003,10 +3262,123 @@
       </w:pPr>
     </w:lvl>
   </w:abstractNum>
-  <w:abstractNum w:abstractNumId="5" w15:restartNumberingAfterBreak="0">
+  <w:abstractNum w:abstractNumId="6" w15:restartNumberingAfterBreak="0">
+    <w:nsid w:val="52C47F99"/>
+    <w:multiLevelType w:val="hybridMultilevel"/>
+    <w:tmpl w:val="CF2EB4F2"/>
+    <w:lvl w:ilvl="0" w:tplc="0C0A0001">
+      <w:start w:val="1"/>
+      <w:numFmt w:val="bullet"/>
+      <w:lvlText w:val=""/>
+      <w:lvlJc w:val="left"/>
+      <w:pPr>
+        <w:ind w:left="1080" w:hanging="360"/>
+      </w:pPr>
+      <w:rPr>
+        <w:rFonts w:ascii="Symbol" w:hAnsi="Symbol" w:hint="default"/>
+      </w:rPr>
+    </w:lvl>
+    <w:lvl w:ilvl="1" w:tplc="0C0A0003" w:tentative="1">
+      <w:start w:val="1"/>
+      <w:numFmt w:val="bullet"/>
+      <w:lvlText w:val="o"/>
+      <w:lvlJc w:val="left"/>
+      <w:pPr>
+        <w:ind w:left="1800" w:hanging="360"/>
+      </w:pPr>
+      <w:rPr>
+        <w:rFonts w:ascii="Courier New" w:hAnsi="Courier New" w:cs="Courier New" w:hint="default"/>
+      </w:rPr>
+    </w:lvl>
+    <w:lvl w:ilvl="2" w:tplc="0C0A0005" w:tentative="1">
+      <w:start w:val="1"/>
+      <w:numFmt w:val="bullet"/>
+      <w:lvlText w:val=""/>
+      <w:lvlJc w:val="left"/>
+      <w:pPr>
+        <w:ind w:left="2520" w:hanging="360"/>
+      </w:pPr>
+      <w:rPr>
+        <w:rFonts w:ascii="Wingdings" w:hAnsi="Wingdings" w:hint="default"/>
+      </w:rPr>
+    </w:lvl>
+    <w:lvl w:ilvl="3" w:tplc="0C0A0001" w:tentative="1">
+      <w:start w:val="1"/>
+      <w:numFmt w:val="bullet"/>
+      <w:lvlText w:val=""/>
+      <w:lvlJc w:val="left"/>
+      <w:pPr>
+        <w:ind w:left="3240" w:hanging="360"/>
+      </w:pPr>
+      <w:rPr>
+        <w:rFonts w:ascii="Symbol" w:hAnsi="Symbol" w:hint="default"/>
+      </w:rPr>
+    </w:lvl>
+    <w:lvl w:ilvl="4" w:tplc="0C0A0003" w:tentative="1">
+      <w:start w:val="1"/>
+      <w:numFmt w:val="bullet"/>
+      <w:lvlText w:val="o"/>
+      <w:lvlJc w:val="left"/>
+      <w:pPr>
+        <w:ind w:left="3960" w:hanging="360"/>
+      </w:pPr>
+      <w:rPr>
+        <w:rFonts w:ascii="Courier New" w:hAnsi="Courier New" w:cs="Courier New" w:hint="default"/>
+      </w:rPr>
+    </w:lvl>
+    <w:lvl w:ilvl="5" w:tplc="0C0A0005" w:tentative="1">
+      <w:start w:val="1"/>
+      <w:numFmt w:val="bullet"/>
+      <w:lvlText w:val=""/>
+      <w:lvlJc w:val="left"/>
+      <w:pPr>
+        <w:ind w:left="4680" w:hanging="360"/>
+      </w:pPr>
+      <w:rPr>
+        <w:rFonts w:ascii="Wingdings" w:hAnsi="Wingdings" w:hint="default"/>
+      </w:rPr>
+    </w:lvl>
+    <w:lvl w:ilvl="6" w:tplc="0C0A0001" w:tentative="1">
+      <w:start w:val="1"/>
+      <w:numFmt w:val="bullet"/>
+      <w:lvlText w:val=""/>
+      <w:lvlJc w:val="left"/>
+      <w:pPr>
+        <w:ind w:left="5400" w:hanging="360"/>
+      </w:pPr>
+      <w:rPr>
+        <w:rFonts w:ascii="Symbol" w:hAnsi="Symbol" w:hint="default"/>
+      </w:rPr>
+    </w:lvl>
+    <w:lvl w:ilvl="7" w:tplc="0C0A0003" w:tentative="1">
+      <w:start w:val="1"/>
+      <w:numFmt w:val="bullet"/>
+      <w:lvlText w:val="o"/>
+      <w:lvlJc w:val="left"/>
+      <w:pPr>
+        <w:ind w:left="6120" w:hanging="360"/>
+      </w:pPr>
+      <w:rPr>
+        <w:rFonts w:ascii="Courier New" w:hAnsi="Courier New" w:cs="Courier New" w:hint="default"/>
+      </w:rPr>
+    </w:lvl>
+    <w:lvl w:ilvl="8" w:tplc="0C0A0005" w:tentative="1">
+      <w:start w:val="1"/>
+      <w:numFmt w:val="bullet"/>
+      <w:lvlText w:val=""/>
+      <w:lvlJc w:val="left"/>
+      <w:pPr>
+        <w:ind w:left="6840" w:hanging="360"/>
+      </w:pPr>
+      <w:rPr>
+        <w:rFonts w:ascii="Wingdings" w:hAnsi="Wingdings" w:hint="default"/>
+      </w:rPr>
+    </w:lvl>
+  </w:abstractNum>
+  <w:abstractNum w:abstractNumId="7" w15:restartNumberingAfterBreak="0">
     <w:nsid w:val="63E045D6"/>
     <w:multiLevelType w:val="hybridMultilevel"/>
-    <w:tmpl w:val="D0E68012"/>
+    <w:tmpl w:val="75965F06"/>
     <w:lvl w:ilvl="0" w:tplc="5EBE23EE">
       <w:numFmt w:val="bullet"/>
       <w:lvlText w:val="•"/>
@@ -2018,104 +3390,103 @@
         <w:rFonts w:ascii="Arial" w:eastAsia="Arial" w:hAnsi="Arial" w:cs="Arial" w:hint="default"/>
       </w:rPr>
     </w:lvl>
-    <w:lvl w:ilvl="1" w:tplc="0C0A0003" w:tentative="1">
+    <w:lvl w:ilvl="1" w:tplc="C338BF6E">
+      <w:numFmt w:val="bullet"/>
+      <w:lvlText w:val=""/>
+      <w:lvlJc w:val="left"/>
+      <w:pPr>
+        <w:ind w:left="1440" w:hanging="360"/>
+      </w:pPr>
+      <w:rPr>
+        <w:rFonts w:ascii="Arial" w:eastAsia="Arial" w:hAnsi="Arial" w:cs="Arial" w:hint="default"/>
+      </w:rPr>
+    </w:lvl>
+    <w:lvl w:ilvl="2" w:tplc="0C0A0005" w:tentative="1">
+      <w:start w:val="1"/>
+      <w:numFmt w:val="bullet"/>
+      <w:lvlText w:val=""/>
+      <w:lvlJc w:val="left"/>
+      <w:pPr>
+        <w:ind w:left="2160" w:hanging="360"/>
+      </w:pPr>
+      <w:rPr>
+        <w:rFonts w:ascii="Wingdings" w:hAnsi="Wingdings" w:hint="default"/>
+      </w:rPr>
+    </w:lvl>
+    <w:lvl w:ilvl="3" w:tplc="0C0A0001" w:tentative="1">
+      <w:start w:val="1"/>
+      <w:numFmt w:val="bullet"/>
+      <w:lvlText w:val=""/>
+      <w:lvlJc w:val="left"/>
+      <w:pPr>
+        <w:ind w:left="2880" w:hanging="360"/>
+      </w:pPr>
+      <w:rPr>
+        <w:rFonts w:ascii="Symbol" w:hAnsi="Symbol" w:hint="default"/>
+      </w:rPr>
+    </w:lvl>
+    <w:lvl w:ilvl="4" w:tplc="0C0A0003" w:tentative="1">
       <w:start w:val="1"/>
       <w:numFmt w:val="bullet"/>
       <w:lvlText w:val="o"/>
       <w:lvlJc w:val="left"/>
       <w:pPr>
-        <w:ind w:left="1440" w:hanging="360"/>
+        <w:ind w:left="3600" w:hanging="360"/>
       </w:pPr>
       <w:rPr>
         <w:rFonts w:ascii="Courier New" w:hAnsi="Courier New" w:cs="Courier New" w:hint="default"/>
       </w:rPr>
     </w:lvl>
-    <w:lvl w:ilvl="2" w:tplc="0C0A0005" w:tentative="1">
+    <w:lvl w:ilvl="5" w:tplc="0C0A0005" w:tentative="1">
       <w:start w:val="1"/>
       <w:numFmt w:val="bullet"/>
       <w:lvlText w:val=""/>
       <w:lvlJc w:val="left"/>
       <w:pPr>
-        <w:ind w:left="2160" w:hanging="360"/>
+        <w:ind w:left="4320" w:hanging="360"/>
       </w:pPr>
       <w:rPr>
         <w:rFonts w:ascii="Wingdings" w:hAnsi="Wingdings" w:hint="default"/>
       </w:rPr>
     </w:lvl>
-    <w:lvl w:ilvl="3" w:tplc="0C0A0001" w:tentative="1">
+    <w:lvl w:ilvl="6" w:tplc="0C0A0001" w:tentative="1">
       <w:start w:val="1"/>
       <w:numFmt w:val="bullet"/>
       <w:lvlText w:val=""/>
       <w:lvlJc w:val="left"/>
       <w:pPr>
-        <w:ind w:left="2880" w:hanging="360"/>
+        <w:ind w:left="5040" w:hanging="360"/>
       </w:pPr>
       <w:rPr>
         <w:rFonts w:ascii="Symbol" w:hAnsi="Symbol" w:hint="default"/>
       </w:rPr>
     </w:lvl>
-    <w:lvl w:ilvl="4" w:tplc="0C0A0003" w:tentative="1">
+    <w:lvl w:ilvl="7" w:tplc="0C0A0003" w:tentative="1">
       <w:start w:val="1"/>
       <w:numFmt w:val="bullet"/>
       <w:lvlText w:val="o"/>
       <w:lvlJc w:val="left"/>
       <w:pPr>
-        <w:ind w:left="3600" w:hanging="360"/>
+        <w:ind w:left="5760" w:hanging="360"/>
       </w:pPr>
       <w:rPr>
         <w:rFonts w:ascii="Courier New" w:hAnsi="Courier New" w:cs="Courier New" w:hint="default"/>
       </w:rPr>
     </w:lvl>
-    <w:lvl w:ilvl="5" w:tplc="0C0A0005" w:tentative="1">
+    <w:lvl w:ilvl="8" w:tplc="0C0A0005" w:tentative="1">
       <w:start w:val="1"/>
       <w:numFmt w:val="bullet"/>
       <w:lvlText w:val=""/>
       <w:lvlJc w:val="left"/>
       <w:pPr>
-        <w:ind w:left="4320" w:hanging="360"/>
+        <w:ind w:left="6480" w:hanging="360"/>
       </w:pPr>
       <w:rPr>
         <w:rFonts w:ascii="Wingdings" w:hAnsi="Wingdings" w:hint="default"/>
       </w:rPr>
     </w:lvl>
-    <w:lvl w:ilvl="6" w:tplc="0C0A0001" w:tentative="1">
-      <w:start w:val="1"/>
-      <w:numFmt w:val="bullet"/>
-      <w:lvlText w:val=""/>
-      <w:lvlJc w:val="left"/>
-      <w:pPr>
-        <w:ind w:left="5040" w:hanging="360"/>
-      </w:pPr>
-      <w:rPr>
-        <w:rFonts w:ascii="Symbol" w:hAnsi="Symbol" w:hint="default"/>
-      </w:rPr>
-    </w:lvl>
-    <w:lvl w:ilvl="7" w:tplc="0C0A0003" w:tentative="1">
-      <w:start w:val="1"/>
-      <w:numFmt w:val="bullet"/>
-      <w:lvlText w:val="o"/>
-      <w:lvlJc w:val="left"/>
-      <w:pPr>
-        <w:ind w:left="5760" w:hanging="360"/>
-      </w:pPr>
-      <w:rPr>
-        <w:rFonts w:ascii="Courier New" w:hAnsi="Courier New" w:cs="Courier New" w:hint="default"/>
-      </w:rPr>
-    </w:lvl>
-    <w:lvl w:ilvl="8" w:tplc="0C0A0005" w:tentative="1">
-      <w:start w:val="1"/>
-      <w:numFmt w:val="bullet"/>
-      <w:lvlText w:val=""/>
-      <w:lvlJc w:val="left"/>
-      <w:pPr>
-        <w:ind w:left="6480" w:hanging="360"/>
-      </w:pPr>
-      <w:rPr>
-        <w:rFonts w:ascii="Wingdings" w:hAnsi="Wingdings" w:hint="default"/>
-      </w:rPr>
-    </w:lvl>
   </w:abstractNum>
-  <w:abstractNum w:abstractNumId="6" w15:restartNumberingAfterBreak="0">
+  <w:abstractNum w:abstractNumId="8" w15:restartNumberingAfterBreak="0">
     <w:nsid w:val="653E44A9"/>
     <w:multiLevelType w:val="hybridMultilevel"/>
     <w:tmpl w:val="B4A24810"/>
@@ -2227,7 +3598,7 @@
       </w:rPr>
     </w:lvl>
   </w:abstractNum>
-  <w:abstractNum w:abstractNumId="7" w15:restartNumberingAfterBreak="0">
+  <w:abstractNum w:abstractNumId="9" w15:restartNumberingAfterBreak="0">
     <w:nsid w:val="66081AE6"/>
     <w:multiLevelType w:val="hybridMultilevel"/>
     <w:tmpl w:val="5574ADCE"/>
@@ -2339,7 +3710,120 @@
       </w:rPr>
     </w:lvl>
   </w:abstractNum>
-  <w:abstractNum w:abstractNumId="8" w15:restartNumberingAfterBreak="0">
+  <w:abstractNum w:abstractNumId="10" w15:restartNumberingAfterBreak="0">
+    <w:nsid w:val="6E981517"/>
+    <w:multiLevelType w:val="hybridMultilevel"/>
+    <w:tmpl w:val="7334F6F6"/>
+    <w:lvl w:ilvl="0" w:tplc="0C0A0001">
+      <w:start w:val="1"/>
+      <w:numFmt w:val="bullet"/>
+      <w:lvlText w:val=""/>
+      <w:lvlJc w:val="left"/>
+      <w:pPr>
+        <w:ind w:left="720" w:hanging="360"/>
+      </w:pPr>
+      <w:rPr>
+        <w:rFonts w:ascii="Symbol" w:hAnsi="Symbol" w:hint="default"/>
+      </w:rPr>
+    </w:lvl>
+    <w:lvl w:ilvl="1" w:tplc="0C0A0003" w:tentative="1">
+      <w:start w:val="1"/>
+      <w:numFmt w:val="bullet"/>
+      <w:lvlText w:val="o"/>
+      <w:lvlJc w:val="left"/>
+      <w:pPr>
+        <w:ind w:left="1440" w:hanging="360"/>
+      </w:pPr>
+      <w:rPr>
+        <w:rFonts w:ascii="Courier New" w:hAnsi="Courier New" w:cs="Courier New" w:hint="default"/>
+      </w:rPr>
+    </w:lvl>
+    <w:lvl w:ilvl="2" w:tplc="0C0A0005" w:tentative="1">
+      <w:start w:val="1"/>
+      <w:numFmt w:val="bullet"/>
+      <w:lvlText w:val=""/>
+      <w:lvlJc w:val="left"/>
+      <w:pPr>
+        <w:ind w:left="2160" w:hanging="360"/>
+      </w:pPr>
+      <w:rPr>
+        <w:rFonts w:ascii="Wingdings" w:hAnsi="Wingdings" w:hint="default"/>
+      </w:rPr>
+    </w:lvl>
+    <w:lvl w:ilvl="3" w:tplc="0C0A0001" w:tentative="1">
+      <w:start w:val="1"/>
+      <w:numFmt w:val="bullet"/>
+      <w:lvlText w:val=""/>
+      <w:lvlJc w:val="left"/>
+      <w:pPr>
+        <w:ind w:left="2880" w:hanging="360"/>
+      </w:pPr>
+      <w:rPr>
+        <w:rFonts w:ascii="Symbol" w:hAnsi="Symbol" w:hint="default"/>
+      </w:rPr>
+    </w:lvl>
+    <w:lvl w:ilvl="4" w:tplc="0C0A0003" w:tentative="1">
+      <w:start w:val="1"/>
+      <w:numFmt w:val="bullet"/>
+      <w:lvlText w:val="o"/>
+      <w:lvlJc w:val="left"/>
+      <w:pPr>
+        <w:ind w:left="3600" w:hanging="360"/>
+      </w:pPr>
+      <w:rPr>
+        <w:rFonts w:ascii="Courier New" w:hAnsi="Courier New" w:cs="Courier New" w:hint="default"/>
+      </w:rPr>
+    </w:lvl>
+    <w:lvl w:ilvl="5" w:tplc="0C0A0005" w:tentative="1">
+      <w:start w:val="1"/>
+      <w:numFmt w:val="bullet"/>
+      <w:lvlText w:val=""/>
+      <w:lvlJc w:val="left"/>
+      <w:pPr>
+        <w:ind w:left="4320" w:hanging="360"/>
+      </w:pPr>
+      <w:rPr>
+        <w:rFonts w:ascii="Wingdings" w:hAnsi="Wingdings" w:hint="default"/>
+      </w:rPr>
+    </w:lvl>
+    <w:lvl w:ilvl="6" w:tplc="0C0A0001" w:tentative="1">
+      <w:start w:val="1"/>
+      <w:numFmt w:val="bullet"/>
+      <w:lvlText w:val=""/>
+      <w:lvlJc w:val="left"/>
+      <w:pPr>
+        <w:ind w:left="5040" w:hanging="360"/>
+      </w:pPr>
+      <w:rPr>
+        <w:rFonts w:ascii="Symbol" w:hAnsi="Symbol" w:hint="default"/>
+      </w:rPr>
+    </w:lvl>
+    <w:lvl w:ilvl="7" w:tplc="0C0A0003" w:tentative="1">
+      <w:start w:val="1"/>
+      <w:numFmt w:val="bullet"/>
+      <w:lvlText w:val="o"/>
+      <w:lvlJc w:val="left"/>
+      <w:pPr>
+        <w:ind w:left="5760" w:hanging="360"/>
+      </w:pPr>
+      <w:rPr>
+        <w:rFonts w:ascii="Courier New" w:hAnsi="Courier New" w:cs="Courier New" w:hint="default"/>
+      </w:rPr>
+    </w:lvl>
+    <w:lvl w:ilvl="8" w:tplc="0C0A0005" w:tentative="1">
+      <w:start w:val="1"/>
+      <w:numFmt w:val="bullet"/>
+      <w:lvlText w:val=""/>
+      <w:lvlJc w:val="left"/>
+      <w:pPr>
+        <w:ind w:left="6480" w:hanging="360"/>
+      </w:pPr>
+      <w:rPr>
+        <w:rFonts w:ascii="Wingdings" w:hAnsi="Wingdings" w:hint="default"/>
+      </w:rPr>
+    </w:lvl>
+  </w:abstractNum>
+  <w:abstractNum w:abstractNumId="11" w15:restartNumberingAfterBreak="0">
     <w:nsid w:val="71CF5746"/>
     <w:multiLevelType w:val="hybridMultilevel"/>
     <w:tmpl w:val="A688361E"/>
@@ -2451,7 +3935,7 @@
       </w:rPr>
     </w:lvl>
   </w:abstractNum>
-  <w:abstractNum w:abstractNumId="9" w15:restartNumberingAfterBreak="0">
+  <w:abstractNum w:abstractNumId="12" w15:restartNumberingAfterBreak="0">
     <w:nsid w:val="7CFB7C5E"/>
     <w:multiLevelType w:val="hybridMultilevel"/>
     <w:tmpl w:val="F14A4DEA"/>
@@ -2564,7 +4048,7 @@
       </w:rPr>
     </w:lvl>
   </w:abstractNum>
-  <w:abstractNum w:abstractNumId="10" w15:restartNumberingAfterBreak="0">
+  <w:abstractNum w:abstractNumId="13" w15:restartNumberingAfterBreak="0">
     <w:nsid w:val="7E8B6C10"/>
     <w:multiLevelType w:val="hybridMultilevel"/>
     <w:tmpl w:val="F154B44A"/>
@@ -2677,37 +4161,46 @@
     </w:lvl>
   </w:abstractNum>
   <w:num w:numId="1" w16cid:durableId="1808430329">
+    <w:abstractNumId w:val="2"/>
+  </w:num>
+  <w:num w:numId="2" w16cid:durableId="525365372">
+    <w:abstractNumId w:val="5"/>
+  </w:num>
+  <w:num w:numId="3" w16cid:durableId="903561409">
+    <w:abstractNumId w:val="12"/>
+  </w:num>
+  <w:num w:numId="4" w16cid:durableId="94207869">
+    <w:abstractNumId w:val="8"/>
+  </w:num>
+  <w:num w:numId="5" w16cid:durableId="513350943">
+    <w:abstractNumId w:val="11"/>
+  </w:num>
+  <w:num w:numId="6" w16cid:durableId="1923682171">
+    <w:abstractNumId w:val="3"/>
+  </w:num>
+  <w:num w:numId="7" w16cid:durableId="1725907504">
+    <w:abstractNumId w:val="9"/>
+  </w:num>
+  <w:num w:numId="8" w16cid:durableId="1735006290">
+    <w:abstractNumId w:val="4"/>
+  </w:num>
+  <w:num w:numId="9" w16cid:durableId="2110000839">
     <w:abstractNumId w:val="1"/>
   </w:num>
-  <w:num w:numId="2" w16cid:durableId="525365372">
-    <w:abstractNumId w:val="4"/>
+  <w:num w:numId="10" w16cid:durableId="1055932676">
+    <w:abstractNumId w:val="13"/>
   </w:num>
-  <w:num w:numId="3" w16cid:durableId="903561409">
-    <w:abstractNumId w:val="9"/>
+  <w:num w:numId="11" w16cid:durableId="823853878">
+    <w:abstractNumId w:val="7"/>
   </w:num>
-  <w:num w:numId="4" w16cid:durableId="94207869">
+  <w:num w:numId="12" w16cid:durableId="728722284">
+    <w:abstractNumId w:val="10"/>
+  </w:num>
+  <w:num w:numId="13" w16cid:durableId="1412897411">
     <w:abstractNumId w:val="6"/>
   </w:num>
-  <w:num w:numId="5" w16cid:durableId="513350943">
-    <w:abstractNumId w:val="8"/>
-  </w:num>
-  <w:num w:numId="6" w16cid:durableId="1923682171">
-    <w:abstractNumId w:val="2"/>
-  </w:num>
-  <w:num w:numId="7" w16cid:durableId="1725907504">
-    <w:abstractNumId w:val="7"/>
-  </w:num>
-  <w:num w:numId="8" w16cid:durableId="1735006290">
-    <w:abstractNumId w:val="3"/>
-  </w:num>
-  <w:num w:numId="9" w16cid:durableId="2110000839">
+  <w:num w:numId="14" w16cid:durableId="1619216208">
     <w:abstractNumId w:val="0"/>
-  </w:num>
-  <w:num w:numId="10" w16cid:durableId="1055932676">
-    <w:abstractNumId w:val="10"/>
-  </w:num>
-  <w:num w:numId="11" w16cid:durableId="823853878">
-    <w:abstractNumId w:val="5"/>
   </w:num>
 </w:numbering>
 </file>
@@ -3483,6 +4976,19 @@
       <w:contextualSpacing/>
     </w:pPr>
   </w:style>
+  <w:style w:type="paragraph" w:styleId="TDC3">
+    <w:name w:val="toc 3"/>
+    <w:basedOn w:val="Normal"/>
+    <w:next w:val="Normal"/>
+    <w:autoRedefine/>
+    <w:uiPriority w:val="39"/>
+    <w:unhideWhenUsed/>
+    <w:rsid w:val="002E4FB8"/>
+    <w:pPr>
+      <w:spacing w:after="100"/>
+      <w:ind w:left="440"/>
+    </w:pPr>
+  </w:style>
 </w:styles>
 </file>
 
@@ -3807,28 +5313,28 @@
 </file>
 
 <file path=customXml/item1.xml><?xml version="1.0" encoding="utf-8"?>
+<b:Sources xmlns:b="http://schemas.openxmlformats.org/officeDocument/2006/bibliography" xmlns="http://schemas.openxmlformats.org/officeDocument/2006/bibliography" SelectedStyle="\APASixthEditionOfficeOnline.xsl" StyleName="APA" Version="6"/>
+</file>
+
+<file path=customXml/item2.xml><?xml version="1.0" encoding="utf-8"?>
 <go:gDocsCustomXmlDataStorage xmlns:go="http://customooxmlschemas.google.com/" xmlns:r="http://schemas.openxmlformats.org/officeDocument/2006/relationships" uri="GoogleDocsCustomDataVersion2">
   <go:docsCustomData xmlns:go="http://customooxmlschemas.google.com/" roundtripDataSignature="AMtx7mjtTp76A7XcfsA3e8mJS6BPWqp4rA==">CgMxLjAyCGguZ2pkZ3hzMgloLjMwajB6bGwyCWguMWZvYjl0ZTIJaC4zem55c2g3MgloLjJldDkycDAyCGgudHlqY3d0MgloLjNkeTZ2a20yCWguMXQzaDVzZjIJaC40ZDM0b2c4MgloLjJzOGV5bzEyCWguMTdkcDh2dTIJaC4zcmRjcmpuMgloLjI2aW4xcmcyCGgubG54Yno5MgloLjM1bmt1bjIyCWguMWtzdjR1djIJaC40NHNpbmlvMgloLjJqeHN4cWgyCGguejMzN3lhMgloLjNqMnFxbTM4AHIhMW5lMFliWWRuQ3k4bG9vUWRRN2RCbXdrWjQzTkRTd0JD</go:docsCustomData>
 </go:gDocsCustomXmlDataStorage>
 </file>
 
-<file path=customXml/item2.xml><?xml version="1.0" encoding="utf-8"?>
-<b:Sources xmlns:b="http://schemas.openxmlformats.org/officeDocument/2006/bibliography" xmlns="http://schemas.openxmlformats.org/officeDocument/2006/bibliography" SelectedStyle="\APASixthEditionOfficeOnline.xsl" StyleName="APA" Version="6"/>
+<file path=customXml/itemProps1.xml><?xml version="1.0" encoding="utf-8"?>
+<ds:datastoreItem xmlns:ds="http://schemas.openxmlformats.org/officeDocument/2006/customXml" ds:itemID="{E66D56AF-1747-4E2C-9179-14FD0640A7CF}">
+  <ds:schemaRefs>
+    <ds:schemaRef ds:uri="http://schemas.openxmlformats.org/officeDocument/2006/bibliography"/>
+  </ds:schemaRefs>
+</ds:datastoreItem>
 </file>
 
-<file path=customXml/itemProps1.xml><?xml version="1.0" encoding="utf-8"?>
+<file path=customXml/itemProps2.xml><?xml version="1.0" encoding="utf-8"?>
 <ds:datastoreItem xmlns:ds="http://schemas.openxmlformats.org/officeDocument/2006/customXml" ds:itemID="{11111111-1234-1234-1234-123412341234}">
   <ds:schemaRefs>
     <ds:schemaRef ds:uri="http://customooxmlschemas.google.com/"/>
     <ds:schemaRef ds:uri="http://schemas.openxmlformats.org/officeDocument/2006/relationships"/>
   </ds:schemaRefs>
 </ds:datastoreItem>
-</file>
-
-<file path=customXml/itemProps2.xml><?xml version="1.0" encoding="utf-8"?>
-<ds:datastoreItem xmlns:ds="http://schemas.openxmlformats.org/officeDocument/2006/customXml" ds:itemID="{E66D56AF-1747-4E2C-9179-14FD0640A7CF}">
-  <ds:schemaRefs>
-    <ds:schemaRef ds:uri="http://schemas.openxmlformats.org/officeDocument/2006/bibliography"/>
-  </ds:schemaRefs>
-</ds:datastoreItem>
 </file>
--- a/docs/DAM Plantilla propuesta.docx
+++ b/docs/DAM Plantilla propuesta.docx
@@ -1445,33 +1445,17 @@
           <w:lang w:val="es-ES"/>
         </w:rPr>
       </w:pPr>
-      <w:proofErr w:type="spellStart"/>
       <w:r>
         <w:rPr>
           <w:lang w:val="es-ES"/>
         </w:rPr>
-        <w:t>Titulo</w:t>
-      </w:r>
-      <w:proofErr w:type="spellEnd"/>
+        <w:t xml:space="preserve">Titulo: </w:t>
+      </w:r>
       <w:r>
         <w:rPr>
           <w:lang w:val="es-ES"/>
         </w:rPr>
-        <w:t xml:space="preserve">: </w:t>
-      </w:r>
-      <w:proofErr w:type="spellStart"/>
-      <w:r>
-        <w:rPr>
-          <w:lang w:val="es-ES"/>
-        </w:rPr>
-        <w:t>MedManager</w:t>
-      </w:r>
-      <w:proofErr w:type="spellEnd"/>
-      <w:r>
-        <w:rPr>
-          <w:lang w:val="es-ES"/>
-        </w:rPr>
-        <w:t>: Sistema Multiplataforma Seguro de Gestión Clínica</w:t>
+        <w:t>MedManager: Sistema Multiplataforma Seguro de Gestión Clínica</w:t>
       </w:r>
     </w:p>
     <w:p>
@@ -1601,13 +1585,7 @@
         <w:jc w:val="left"/>
       </w:pPr>
       <w:r>
-        <w:t xml:space="preserve">Autenticación por roles (Médico, </w:t>
-      </w:r>
-      <w:r>
-        <w:t>Administrativo</w:t>
-      </w:r>
-      <w:r>
-        <w:t>).</w:t>
+        <w:t>Autenticación por roles (Médico, Administrativo).</w:t>
       </w:r>
     </w:p>
     <w:p>
@@ -1769,11 +1747,9 @@
           <w:numId w:val="7"/>
         </w:numPr>
       </w:pPr>
-      <w:proofErr w:type="spellStart"/>
       <w:r>
         <w:t>JavaFx</w:t>
       </w:r>
-      <w:proofErr w:type="spellEnd"/>
     </w:p>
     <w:p>
       <w:pPr>
@@ -1795,13 +1771,8 @@
           <w:numId w:val="7"/>
         </w:numPr>
       </w:pPr>
-      <w:proofErr w:type="spellStart"/>
-      <w:r>
-        <w:t>Hibernate</w:t>
-      </w:r>
-      <w:proofErr w:type="spellEnd"/>
-      <w:r>
-        <w:t xml:space="preserve"> (ORM)</w:t>
+      <w:r>
+        <w:t>Hibernate (ORM)</w:t>
       </w:r>
     </w:p>
     <w:p>
@@ -1858,11 +1829,9 @@
           <w:numId w:val="8"/>
         </w:numPr>
       </w:pPr>
-      <w:proofErr w:type="spellStart"/>
       <w:r>
         <w:t>Kotlin</w:t>
       </w:r>
-      <w:proofErr w:type="spellEnd"/>
     </w:p>
     <w:p>
       <w:pPr>
@@ -1919,13 +1888,8 @@
           <w:numId w:val="10"/>
         </w:numPr>
       </w:pPr>
-      <w:proofErr w:type="spellStart"/>
-      <w:r>
-        <w:t>Backend</w:t>
-      </w:r>
-      <w:proofErr w:type="spellEnd"/>
-      <w:r>
-        <w:t xml:space="preserve">/Servicios: Desarrollo de un servidor propio basado en una capa de Sockets TCP/IP en Java para gestionar las peticiones concurrentes de los clientes sin atacar directamente a la base de datos.   </w:t>
+      <w:r>
+        <w:t xml:space="preserve">Backend/Servicios: Desarrollo de un servidor propio basado en una capa de Sockets TCP/IP en Java para gestionar las peticiones concurrentes de los clientes sin atacar directamente a la base de datos.   </w:t>
       </w:r>
     </w:p>
     <w:p>
@@ -1946,15 +1910,7 @@
       </w:pPr>
       <w:bookmarkStart w:id="12" w:name="_Toc241170500"/>
       <w:r>
-        <w:t xml:space="preserve">Para el Control de Calidad y </w:t>
-      </w:r>
-      <w:proofErr w:type="spellStart"/>
-      <w:r>
-        <w:t>Versiones:Pruebas</w:t>
-      </w:r>
-      <w:proofErr w:type="spellEnd"/>
-      <w:r>
-        <w:t>:</w:t>
+        <w:t>Para el Control de Calidad y Versiones:Pruebas:</w:t>
       </w:r>
       <w:bookmarkEnd w:id="12"/>
       <w:r>
@@ -1969,13 +1925,8 @@
           <w:numId w:val="11"/>
         </w:numPr>
       </w:pPr>
-      <w:proofErr w:type="spellStart"/>
-      <w:r>
-        <w:t>JUnit</w:t>
-      </w:r>
-      <w:proofErr w:type="spellEnd"/>
-      <w:r>
-        <w:t xml:space="preserve"> para las pruebas unitarias.   </w:t>
+      <w:r>
+        <w:t xml:space="preserve">JUnit para las pruebas unitarias.   </w:t>
       </w:r>
     </w:p>
     <w:p>
@@ -2037,21 +1988,7 @@
         <w:rPr>
           <w:lang w:val="es-ES"/>
         </w:rPr>
-        <w:t xml:space="preserve"> Utilización de </w:t>
-      </w:r>
-      <w:proofErr w:type="spellStart"/>
-      <w:r>
-        <w:rPr>
-          <w:lang w:val="es-ES"/>
-        </w:rPr>
-        <w:t>Hibernate</w:t>
-      </w:r>
-      <w:proofErr w:type="spellEnd"/>
-      <w:r>
-        <w:rPr>
-          <w:lang w:val="es-ES"/>
-        </w:rPr>
-        <w:t xml:space="preserve"> (ORM) para la persistencia y el intercambio de información de forma segura con la base de datos central. </w:t>
+        <w:t xml:space="preserve"> Utilización de Hibernate (ORM) para la persistencia y el intercambio de información de forma segura con la base de datos central. </w:t>
       </w:r>
     </w:p>
     <w:p>
@@ -2077,21 +2014,7 @@
         <w:rPr>
           <w:lang w:val="es-ES"/>
         </w:rPr>
-        <w:t xml:space="preserve"> Creación de las vistas gráficas de la aplicación de escritorio destinada a la gestión administrativa utilizando </w:t>
-      </w:r>
-      <w:proofErr w:type="spellStart"/>
-      <w:r>
-        <w:rPr>
-          <w:lang w:val="es-ES"/>
-        </w:rPr>
-        <w:t>JavaFX</w:t>
-      </w:r>
-      <w:proofErr w:type="spellEnd"/>
-      <w:r>
-        <w:rPr>
-          <w:lang w:val="es-ES"/>
-        </w:rPr>
-        <w:t xml:space="preserve">. . </w:t>
+        <w:t xml:space="preserve"> Creación de las vistas gráficas de la aplicación de escritorio destinada a la gestión administrativa utilizando JavaFX. . </w:t>
       </w:r>
     </w:p>
     <w:p>
@@ -2221,21 +2144,7 @@
         <w:rPr>
           <w:lang w:val="es-ES"/>
         </w:rPr>
-        <w:t xml:space="preserve"> Manejo de herramientas como Eclipse y Android Studio, control de versiones del código fuente con Git/GitHub, y ejecución de pruebas unitarias mediante </w:t>
-      </w:r>
-      <w:proofErr w:type="spellStart"/>
-      <w:r>
-        <w:rPr>
-          <w:lang w:val="es-ES"/>
-        </w:rPr>
-        <w:t>JUnit</w:t>
-      </w:r>
-      <w:proofErr w:type="spellEnd"/>
-      <w:r>
-        <w:rPr>
-          <w:lang w:val="es-ES"/>
-        </w:rPr>
-        <w:t xml:space="preserve">. </w:t>
+        <w:t xml:space="preserve"> Manejo de herramientas como Eclipse y Android Studio, control de versiones del código fuente con Git/GitHub, y ejecución de pruebas unitarias mediante JUnit. </w:t>
       </w:r>
     </w:p>
     <w:p>
@@ -2351,21 +2260,7 @@
         <w:rPr>
           <w:lang w:val="es-ES"/>
         </w:rPr>
-        <w:t xml:space="preserve"> Desarrollo de la aplicación móvil nativa con </w:t>
-      </w:r>
-      <w:proofErr w:type="spellStart"/>
-      <w:r>
-        <w:rPr>
-          <w:lang w:val="es-ES"/>
-        </w:rPr>
-        <w:t>Kotlin</w:t>
-      </w:r>
-      <w:proofErr w:type="spellEnd"/>
-      <w:r>
-        <w:rPr>
-          <w:lang w:val="es-ES"/>
-        </w:rPr>
-        <w:t xml:space="preserve"> e implementación del acceso al hardware del terminal (cámara) para el módulo de lectura de códigos QR</w:t>
+        <w:t xml:space="preserve"> Desarrollo de la aplicación móvil nativa con Kotlin e implementación del acceso al hardware del terminal (cámara) para el módulo de lectura de códigos QR</w:t>
       </w:r>
     </w:p>
     <w:p>
@@ -2391,17 +2286,97 @@
       <w:bookmarkEnd w:id="14"/>
     </w:p>
     <w:p>
+      <w:pPr>
+        <w:pStyle w:val="Prrafodelista"/>
+        <w:ind w:left="360"/>
+      </w:pPr>
       <w:r>
         <w:t>En el sector sanitario actual, la digitalización eficiente, la centralización de la información y la comunicación ágil entre pacientes, médicos y personal administrativo son factores clave para ofrecer una atención de calidad.</w:t>
       </w:r>
     </w:p>
     <w:p>
+      <w:pPr>
+        <w:pStyle w:val="Prrafodelista"/>
+        <w:ind w:left="360"/>
+      </w:pPr>
       <w:r>
         <w:t>En el sector sanitario actual, la digitalización eficiente, la centralización de la información y la comunicación ágil entre pacientes, médicos y personal administrativo son factores clave para ofrecer una atención de calidad. Este proyecto aborda esta necesidad desarrollando un ecosistema informático multiplataforma completo diseñado para modernizar los flujos de trabajo clínicos. A través de esta solución, se elimina el uso del papel, se agiliza de forma significativa la gestión de citas y expedientes clínicos, y se facilitan interfaces específicas adaptadas a cada rol de usuario. Además, el sistema garantiza en todo momento la sincronización de la información en tiempo real</w:t>
       </w:r>
       <w:r>
         <w:t>.</w:t>
       </w:r>
+    </w:p>
+    <w:p/>
+    <w:p>
+      <w:pPr>
+        <w:pStyle w:val="Ttulo1"/>
+        <w:numPr>
+          <w:ilvl w:val="0"/>
+          <w:numId w:val="1"/>
+        </w:numPr>
+      </w:pPr>
+      <w:r>
+        <w:lastRenderedPageBreak/>
+        <w:t>Cronología</w:t>
+      </w:r>
+    </w:p>
+    <w:p>
+      <w:r>
+        <w:drawing>
+          <wp:inline distT="0" distB="0" distL="0" distR="0" wp14:anchorId="5A741BA0" wp14:editId="40C6B709">
+            <wp:extent cx="5733415" cy="7281545"/>
+            <wp:effectExtent l="0" t="0" r="635" b="0"/>
+            <wp:docPr id="346406288" name="Imagen 1"/>
+            <wp:cNvGraphicFramePr>
+              <a:graphicFrameLocks xmlns:a="http://schemas.openxmlformats.org/drawingml/2006/main" noChangeAspect="1"/>
+            </wp:cNvGraphicFramePr>
+            <a:graphic xmlns:a="http://schemas.openxmlformats.org/drawingml/2006/main">
+              <a:graphicData uri="http://schemas.openxmlformats.org/drawingml/2006/picture">
+                <pic:pic xmlns:pic="http://schemas.openxmlformats.org/drawingml/2006/picture">
+                  <pic:nvPicPr>
+                    <pic:cNvPr id="0" name="Picture 1"/>
+                    <pic:cNvPicPr>
+                      <a:picLocks noChangeAspect="1" noChangeArrowheads="1"/>
+                    </pic:cNvPicPr>
+                  </pic:nvPicPr>
+                  <pic:blipFill>
+                    <a:blip r:embed="rId10">
+                      <a:extLst>
+                        <a:ext uri="{28A0092B-C50C-407E-A947-70E740481C1C}">
+                          <a14:useLocalDpi xmlns:a14="http://schemas.microsoft.com/office/drawing/2010/main" val="0"/>
+                        </a:ext>
+                      </a:extLst>
+                    </a:blip>
+                    <a:srcRect/>
+                    <a:stretch>
+                      <a:fillRect/>
+                    </a:stretch>
+                  </pic:blipFill>
+                  <pic:spPr bwMode="auto">
+                    <a:xfrm>
+                      <a:off x="0" y="0"/>
+                      <a:ext cx="5733415" cy="7281545"/>
+                    </a:xfrm>
+                    <a:prstGeom prst="rect">
+                      <a:avLst/>
+                    </a:prstGeom>
+                    <a:noFill/>
+                    <a:ln>
+                      <a:noFill/>
+                    </a:ln>
+                  </pic:spPr>
+                </pic:pic>
+              </a:graphicData>
+            </a:graphic>
+          </wp:inline>
+        </w:drawing>
+      </w:r>
+    </w:p>
+    <w:p>
+      <w:pPr>
+        <w:pStyle w:val="Ttulo1"/>
+        <w:ind w:left="0" w:firstLine="0"/>
+      </w:pPr>
     </w:p>
     <w:p/>
     <w:p/>
@@ -2462,8 +2437,8 @@
       </w:r>
     </w:p>
     <w:sectPr>
-      <w:headerReference w:type="default" r:id="rId10"/>
-      <w:headerReference w:type="first" r:id="rId11"/>
+      <w:headerReference w:type="default" r:id="rId11"/>
+      <w:headerReference w:type="first" r:id="rId12"/>
       <w:pgSz w:w="11909" w:h="16834"/>
       <w:pgMar w:top="1440" w:right="1440" w:bottom="1440" w:left="1440" w:header="720" w:footer="0" w:gutter="0"/>
       <w:pgNumType w:start="1"/>
@@ -2953,6 +2928,92 @@
     </w:lvl>
   </w:abstractNum>
   <w:abstractNum w:abstractNumId="3" w15:restartNumberingAfterBreak="0">
+    <w:nsid w:val="1F0B15DB"/>
+    <w:multiLevelType w:val="hybridMultilevel"/>
+    <w:tmpl w:val="46802530"/>
+    <w:lvl w:ilvl="0" w:tplc="0C0A000F">
+      <w:start w:val="1"/>
+      <w:numFmt w:val="decimal"/>
+      <w:lvlText w:val="%1."/>
+      <w:lvlJc w:val="left"/>
+      <w:pPr>
+        <w:ind w:left="720" w:hanging="360"/>
+      </w:pPr>
+    </w:lvl>
+    <w:lvl w:ilvl="1" w:tplc="0C0A0019" w:tentative="1">
+      <w:start w:val="1"/>
+      <w:numFmt w:val="lowerLetter"/>
+      <w:lvlText w:val="%2."/>
+      <w:lvlJc w:val="left"/>
+      <w:pPr>
+        <w:ind w:left="1440" w:hanging="360"/>
+      </w:pPr>
+    </w:lvl>
+    <w:lvl w:ilvl="2" w:tplc="0C0A001B" w:tentative="1">
+      <w:start w:val="1"/>
+      <w:numFmt w:val="lowerRoman"/>
+      <w:lvlText w:val="%3."/>
+      <w:lvlJc w:val="right"/>
+      <w:pPr>
+        <w:ind w:left="2160" w:hanging="180"/>
+      </w:pPr>
+    </w:lvl>
+    <w:lvl w:ilvl="3" w:tplc="0C0A000F" w:tentative="1">
+      <w:start w:val="1"/>
+      <w:numFmt w:val="decimal"/>
+      <w:lvlText w:val="%4."/>
+      <w:lvlJc w:val="left"/>
+      <w:pPr>
+        <w:ind w:left="2880" w:hanging="360"/>
+      </w:pPr>
+    </w:lvl>
+    <w:lvl w:ilvl="4" w:tplc="0C0A0019" w:tentative="1">
+      <w:start w:val="1"/>
+      <w:numFmt w:val="lowerLetter"/>
+      <w:lvlText w:val="%5."/>
+      <w:lvlJc w:val="left"/>
+      <w:pPr>
+        <w:ind w:left="3600" w:hanging="360"/>
+      </w:pPr>
+    </w:lvl>
+    <w:lvl w:ilvl="5" w:tplc="0C0A001B" w:tentative="1">
+      <w:start w:val="1"/>
+      <w:numFmt w:val="lowerRoman"/>
+      <w:lvlText w:val="%6."/>
+      <w:lvlJc w:val="right"/>
+      <w:pPr>
+        <w:ind w:left="4320" w:hanging="180"/>
+      </w:pPr>
+    </w:lvl>
+    <w:lvl w:ilvl="6" w:tplc="0C0A000F" w:tentative="1">
+      <w:start w:val="1"/>
+      <w:numFmt w:val="decimal"/>
+      <w:lvlText w:val="%7."/>
+      <w:lvlJc w:val="left"/>
+      <w:pPr>
+        <w:ind w:left="5040" w:hanging="360"/>
+      </w:pPr>
+    </w:lvl>
+    <w:lvl w:ilvl="7" w:tplc="0C0A0019" w:tentative="1">
+      <w:start w:val="1"/>
+      <w:numFmt w:val="lowerLetter"/>
+      <w:lvlText w:val="%8."/>
+      <w:lvlJc w:val="left"/>
+      <w:pPr>
+        <w:ind w:left="5760" w:hanging="360"/>
+      </w:pPr>
+    </w:lvl>
+    <w:lvl w:ilvl="8" w:tplc="0C0A001B" w:tentative="1">
+      <w:start w:val="1"/>
+      <w:numFmt w:val="lowerRoman"/>
+      <w:lvlText w:val="%9."/>
+      <w:lvlJc w:val="right"/>
+      <w:pPr>
+        <w:ind w:left="6480" w:hanging="180"/>
+      </w:pPr>
+    </w:lvl>
+  </w:abstractNum>
+  <w:abstractNum w:abstractNumId="4" w15:restartNumberingAfterBreak="0">
     <w:nsid w:val="215A3323"/>
     <w:multiLevelType w:val="hybridMultilevel"/>
     <w:tmpl w:val="229C0898"/>
@@ -3064,7 +3125,7 @@
       </w:rPr>
     </w:lvl>
   </w:abstractNum>
-  <w:abstractNum w:abstractNumId="4" w15:restartNumberingAfterBreak="0">
+  <w:abstractNum w:abstractNumId="5" w15:restartNumberingAfterBreak="0">
     <w:nsid w:val="3BE0371C"/>
     <w:multiLevelType w:val="hybridMultilevel"/>
     <w:tmpl w:val="ED3A6B54"/>
@@ -3176,7 +3237,7 @@
       </w:rPr>
     </w:lvl>
   </w:abstractNum>
-  <w:abstractNum w:abstractNumId="5" w15:restartNumberingAfterBreak="0">
+  <w:abstractNum w:abstractNumId="6" w15:restartNumberingAfterBreak="0">
     <w:nsid w:val="51555E00"/>
     <w:multiLevelType w:val="multilevel"/>
     <w:tmpl w:val="D41E289C"/>
@@ -3262,7 +3323,7 @@
       </w:pPr>
     </w:lvl>
   </w:abstractNum>
-  <w:abstractNum w:abstractNumId="6" w15:restartNumberingAfterBreak="0">
+  <w:abstractNum w:abstractNumId="7" w15:restartNumberingAfterBreak="0">
     <w:nsid w:val="52C47F99"/>
     <w:multiLevelType w:val="hybridMultilevel"/>
     <w:tmpl w:val="CF2EB4F2"/>
@@ -3375,7 +3436,7 @@
       </w:rPr>
     </w:lvl>
   </w:abstractNum>
-  <w:abstractNum w:abstractNumId="7" w15:restartNumberingAfterBreak="0">
+  <w:abstractNum w:abstractNumId="8" w15:restartNumberingAfterBreak="0">
     <w:nsid w:val="63E045D6"/>
     <w:multiLevelType w:val="hybridMultilevel"/>
     <w:tmpl w:val="75965F06"/>
@@ -3486,7 +3547,7 @@
       </w:rPr>
     </w:lvl>
   </w:abstractNum>
-  <w:abstractNum w:abstractNumId="8" w15:restartNumberingAfterBreak="0">
+  <w:abstractNum w:abstractNumId="9" w15:restartNumberingAfterBreak="0">
     <w:nsid w:val="653E44A9"/>
     <w:multiLevelType w:val="hybridMultilevel"/>
     <w:tmpl w:val="B4A24810"/>
@@ -3598,7 +3659,7 @@
       </w:rPr>
     </w:lvl>
   </w:abstractNum>
-  <w:abstractNum w:abstractNumId="9" w15:restartNumberingAfterBreak="0">
+  <w:abstractNum w:abstractNumId="10" w15:restartNumberingAfterBreak="0">
     <w:nsid w:val="66081AE6"/>
     <w:multiLevelType w:val="hybridMultilevel"/>
     <w:tmpl w:val="5574ADCE"/>
@@ -3710,7 +3771,7 @@
       </w:rPr>
     </w:lvl>
   </w:abstractNum>
-  <w:abstractNum w:abstractNumId="10" w15:restartNumberingAfterBreak="0">
+  <w:abstractNum w:abstractNumId="11" w15:restartNumberingAfterBreak="0">
     <w:nsid w:val="6E981517"/>
     <w:multiLevelType w:val="hybridMultilevel"/>
     <w:tmpl w:val="7334F6F6"/>
@@ -3823,7 +3884,7 @@
       </w:rPr>
     </w:lvl>
   </w:abstractNum>
-  <w:abstractNum w:abstractNumId="11" w15:restartNumberingAfterBreak="0">
+  <w:abstractNum w:abstractNumId="12" w15:restartNumberingAfterBreak="0">
     <w:nsid w:val="71CF5746"/>
     <w:multiLevelType w:val="hybridMultilevel"/>
     <w:tmpl w:val="A688361E"/>
@@ -3935,7 +3996,7 @@
       </w:rPr>
     </w:lvl>
   </w:abstractNum>
-  <w:abstractNum w:abstractNumId="12" w15:restartNumberingAfterBreak="0">
+  <w:abstractNum w:abstractNumId="13" w15:restartNumberingAfterBreak="0">
     <w:nsid w:val="7CFB7C5E"/>
     <w:multiLevelType w:val="hybridMultilevel"/>
     <w:tmpl w:val="F14A4DEA"/>
@@ -4048,7 +4109,7 @@
       </w:rPr>
     </w:lvl>
   </w:abstractNum>
-  <w:abstractNum w:abstractNumId="13" w15:restartNumberingAfterBreak="0">
+  <w:abstractNum w:abstractNumId="14" w15:restartNumberingAfterBreak="0">
     <w:nsid w:val="7E8B6C10"/>
     <w:multiLevelType w:val="hybridMultilevel"/>
     <w:tmpl w:val="F154B44A"/>
@@ -4164,43 +4225,46 @@
     <w:abstractNumId w:val="2"/>
   </w:num>
   <w:num w:numId="2" w16cid:durableId="525365372">
-    <w:abstractNumId w:val="5"/>
+    <w:abstractNumId w:val="6"/>
   </w:num>
   <w:num w:numId="3" w16cid:durableId="903561409">
+    <w:abstractNumId w:val="13"/>
+  </w:num>
+  <w:num w:numId="4" w16cid:durableId="94207869">
+    <w:abstractNumId w:val="9"/>
+  </w:num>
+  <w:num w:numId="5" w16cid:durableId="513350943">
     <w:abstractNumId w:val="12"/>
   </w:num>
-  <w:num w:numId="4" w16cid:durableId="94207869">
-    <w:abstractNumId w:val="8"/>
-  </w:num>
-  <w:num w:numId="5" w16cid:durableId="513350943">
-    <w:abstractNumId w:val="11"/>
-  </w:num>
   <w:num w:numId="6" w16cid:durableId="1923682171">
-    <w:abstractNumId w:val="3"/>
+    <w:abstractNumId w:val="4"/>
   </w:num>
   <w:num w:numId="7" w16cid:durableId="1725907504">
-    <w:abstractNumId w:val="9"/>
+    <w:abstractNumId w:val="10"/>
   </w:num>
   <w:num w:numId="8" w16cid:durableId="1735006290">
-    <w:abstractNumId w:val="4"/>
+    <w:abstractNumId w:val="5"/>
   </w:num>
   <w:num w:numId="9" w16cid:durableId="2110000839">
     <w:abstractNumId w:val="1"/>
   </w:num>
   <w:num w:numId="10" w16cid:durableId="1055932676">
-    <w:abstractNumId w:val="13"/>
+    <w:abstractNumId w:val="14"/>
   </w:num>
   <w:num w:numId="11" w16cid:durableId="823853878">
-    <w:abstractNumId w:val="7"/>
+    <w:abstractNumId w:val="8"/>
   </w:num>
   <w:num w:numId="12" w16cid:durableId="728722284">
-    <w:abstractNumId w:val="10"/>
+    <w:abstractNumId w:val="11"/>
   </w:num>
   <w:num w:numId="13" w16cid:durableId="1412897411">
-    <w:abstractNumId w:val="6"/>
+    <w:abstractNumId w:val="7"/>
   </w:num>
   <w:num w:numId="14" w16cid:durableId="1619216208">
     <w:abstractNumId w:val="0"/>
+  </w:num>
+  <w:num w:numId="15" w16cid:durableId="1408847614">
+    <w:abstractNumId w:val="3"/>
   </w:num>
 </w:numbering>
 </file>
@@ -4729,6 +4793,7 @@
   <w:style w:type="character" w:default="1" w:styleId="Fuentedeprrafopredeter">
     <w:name w:val="Default Paragraph Font"/>
     <w:uiPriority w:val="1"/>
+    <w:semiHidden/>
     <w:unhideWhenUsed/>
   </w:style>
   <w:style w:type="table" w:default="1" w:styleId="Tablanormal">

--- a/docs/DAM Plantilla propuesta.docx
+++ b/docs/DAM Plantilla propuesta.docx
@@ -1475,7 +1475,13 @@
         <w:t>ecosistema informático multiplataforma completo</w:t>
       </w:r>
       <w:r>
-        <w:t>. El sistema elimina el uso del papel, agiliza la gestión de citas y expedientes clínicos, y proporciona interfaces adaptadas a los distintos roles de usuario, garantizando en todo momento la sincronización de datos en tiempo real</w:t>
+        <w:t>. El sistema elimina el uso del papel, agiliza la gestión de citas y expedientes clínicos, y proporciona interfaces adaptadas a los distintos roles de usuario, garantizando en todo momento la sincronización</w:t>
+      </w:r>
+      <w:r>
+        <w:t xml:space="preserve"> y seguridad</w:t>
+      </w:r>
+      <w:r>
+        <w:t xml:space="preserve"> de datos en tiempo real</w:t>
       </w:r>
       <w:r>
         <w:t>.</w:t>
@@ -1549,7 +1555,13 @@
         <w:jc w:val="left"/>
       </w:pPr>
       <w:r>
-        <w:t>Registro rápido de observaciones médicas y adjunción de capturas/firmas.</w:t>
+        <w:t xml:space="preserve">Registro rápido de observaciones médicas y </w:t>
+      </w:r>
+      <w:r>
+        <w:t>adición</w:t>
+      </w:r>
+      <w:r>
+        <w:t xml:space="preserve"> de capturas/firmas.</w:t>
       </w:r>
     </w:p>
     <w:p>
@@ -1680,10 +1692,25 @@
         <w:jc w:val="left"/>
       </w:pPr>
       <w:r>
-        <w:t>Implementar una API REST intermedia (o capa de Sockets) para dar servicio concurrente a las plataformas cliente sin atacar directamente a la base de datos.</w:t>
-      </w:r>
-      <w:r>
-        <w:t>.</w:t>
+        <w:t xml:space="preserve">Implementar una API REST intermedia (o capa de Sockets) para dar servicio </w:t>
+      </w:r>
+      <w:r>
+        <w:t>simultaneo</w:t>
+      </w:r>
+      <w:r>
+        <w:t xml:space="preserve"> a las plataformas </w:t>
+      </w:r>
+      <w:r>
+        <w:t>usuario</w:t>
+      </w:r>
+      <w:r>
+        <w:t xml:space="preserve"> sin </w:t>
+      </w:r>
+      <w:r>
+        <w:t>acceder</w:t>
+      </w:r>
+      <w:r>
+        <w:t xml:space="preserve"> directamente a la base de datos.</w:t>
       </w:r>
     </w:p>
     <w:p>
@@ -1873,7 +1900,7 @@
       </w:pPr>
       <w:bookmarkStart w:id="11" w:name="_Toc241170499"/>
       <w:r>
-        <w:t>Para la Comunicación, Concurrencia y Seguridad:.</w:t>
+        <w:t>Para la Comunicación, Concurrencia y Seguridad:</w:t>
       </w:r>
       <w:bookmarkEnd w:id="11"/>
       <w:r>
@@ -1889,7 +1916,13 @@
         </w:numPr>
       </w:pPr>
       <w:r>
-        <w:t xml:space="preserve">Backend/Servicios: Desarrollo de un servidor propio basado en una capa de Sockets TCP/IP en Java para gestionar las peticiones concurrentes de los clientes sin atacar directamente a la base de datos.   </w:t>
+        <w:t>Backend/Servicios: Desarrollo de un servidor propio basado en una capa de Sockets TCP/IP en Java para gestionar las peticiones</w:t>
+      </w:r>
+      <w:r>
+        <w:t xml:space="preserve"> de los usuarios que se puedan hacer simultáneamente sin colapsar la base de datos.</w:t>
+      </w:r>
+      <w:r>
+        <w:t xml:space="preserve"> </w:t>
       </w:r>
     </w:p>
     <w:p>
@@ -1938,7 +1971,11 @@
         </w:numPr>
       </w:pPr>
       <w:r>
+        <w:lastRenderedPageBreak/>
         <w:t>Repositorio: Git/GitHub para el control de versiones del código fuente</w:t>
+      </w:r>
+      <w:r>
+        <w:t>.</w:t>
       </w:r>
     </w:p>
     <w:p/>
@@ -2014,7 +2051,7 @@
         <w:rPr>
           <w:lang w:val="es-ES"/>
         </w:rPr>
-        <w:t xml:space="preserve"> Creación de las vistas gráficas de la aplicación de escritorio destinada a la gestión administrativa utilizando JavaFX. . </w:t>
+        <w:t xml:space="preserve"> Creación de las vistas gráficas de la aplicación de escritorio destinada a la gestión administrativa utilizando JavaFX.</w:t>
       </w:r>
     </w:p>
     <w:p>
@@ -2230,12 +2267,6 @@
         </w:rPr>
         <w:t>Diseño e implementación de una arquitectura cliente-servidor mediante una capa de Sockets TCP/IP en Java, gestionando las peticiones de los clientes de forma concurrente mediante programación multihilo y aplicando algoritmos hash para la seguridad de los datos.</w:t>
       </w:r>
-      <w:r>
-        <w:rPr>
-          <w:lang w:val="es-ES"/>
-        </w:rPr>
-        <w:t xml:space="preserve">. </w:t>
-      </w:r>
     </w:p>
     <w:p>
       <w:pPr>
@@ -2254,6 +2285,7 @@
           <w:bCs/>
           <w:lang w:val="es-ES"/>
         </w:rPr>
+        <w:lastRenderedPageBreak/>
         <w:t>Programación multimedia y dispositivos:</w:t>
       </w:r>
       <w:r>
@@ -2261,6 +2293,12 @@
           <w:lang w:val="es-ES"/>
         </w:rPr>
         <w:t xml:space="preserve"> Desarrollo de la aplicación móvil nativa con Kotlin e implementación del acceso al hardware del terminal (cámara) para el módulo de lectura de códigos QR</w:t>
+      </w:r>
+      <w:r>
+        <w:rPr>
+          <w:lang w:val="es-ES"/>
+        </w:rPr>
+        <w:t>.</w:t>
       </w:r>
     </w:p>
     <w:p>
@@ -2291,16 +2329,22 @@
         <w:ind w:left="360"/>
       </w:pPr>
       <w:r>
-        <w:t>En el sector sanitario actual, la digitalización eficiente, la centralización de la información y la comunicación ágil entre pacientes, médicos y personal administrativo son factores clave para ofrecer una atención de calidad.</w:t>
-      </w:r>
-    </w:p>
-    <w:p>
-      <w:pPr>
-        <w:pStyle w:val="Prrafodelista"/>
-        <w:ind w:left="360"/>
-      </w:pPr>
-      <w:r>
-        <w:t>En el sector sanitario actual, la digitalización eficiente, la centralización de la información y la comunicación ágil entre pacientes, médicos y personal administrativo son factores clave para ofrecer una atención de calidad. Este proyecto aborda esta necesidad desarrollando un ecosistema informático multiplataforma completo diseñado para modernizar los flujos de trabajo clínicos. A través de esta solución, se elimina el uso del papel, se agiliza de forma significativa la gestión de citas y expedientes clínicos, y se facilitan interfaces específicas adaptadas a cada rol de usuario. Además, el sistema garantiza en todo momento la sincronización de la información en tiempo real</w:t>
+        <w:t>En el sector sanitario actual, la digitalización eficiente, la centralización de la información y la comunicación ágil entre pacientes, médicos y personal administrativo son factores clave para ofrecer una atención de calidad. Este proyecto aborda esta necesidad desarrollando un ecosistema informático multiplataforma completo</w:t>
+      </w:r>
+      <w:r>
+        <w:t>,</w:t>
+      </w:r>
+      <w:r>
+        <w:t xml:space="preserve"> diseñado para modernizar los flujos de trabajo clínicos</w:t>
+      </w:r>
+      <w:r>
+        <w:t xml:space="preserve"> </w:t>
+      </w:r>
+      <w:r>
+        <w:t>y agilizar una gestión fácil y eficaz.</w:t>
+      </w:r>
+      <w:r>
+        <w:t xml:space="preserve"> A través de esta solución, se elimina el uso del papel, se agiliza de forma significativa la gestión de citas y expedientes clínicos, y se facilitan interfaces específicas adaptadas a cada rol de usuario. Además, el sistema garantiza en todo momento la sincronización de la información en tiempo real</w:t>
       </w:r>
       <w:r>
         <w:t>.</w:t>
@@ -2319,9 +2363,15 @@
         <w:lastRenderedPageBreak/>
         <w:t>Cronología</w:t>
       </w:r>
-    </w:p>
-    <w:p>
-      <w:r>
+      <w:r>
+        <w:t xml:space="preserve"> Prevista</w:t>
+      </w:r>
+    </w:p>
+    <w:p>
+      <w:r>
+        <w:rPr>
+          <w:noProof/>
+        </w:rPr>
         <w:drawing>
           <wp:inline distT="0" distB="0" distL="0" distR="0" wp14:anchorId="5A741BA0" wp14:editId="40C6B709">
             <wp:extent cx="5733415" cy="7281545"/>
@@ -5054,6 +5104,88 @@
       <w:ind w:left="440"/>
     </w:pPr>
   </w:style>
+  <w:style w:type="character" w:styleId="Refdecomentario">
+    <w:name w:val="annotation reference"/>
+    <w:basedOn w:val="Fuentedeprrafopredeter"/>
+    <w:uiPriority w:val="99"/>
+    <w:semiHidden/>
+    <w:unhideWhenUsed/>
+    <w:rsid w:val="00E47F7F"/>
+    <w:rPr>
+      <w:sz w:val="16"/>
+      <w:szCs w:val="16"/>
+    </w:rPr>
+  </w:style>
+  <w:style w:type="paragraph" w:styleId="Textocomentario">
+    <w:name w:val="annotation text"/>
+    <w:basedOn w:val="Normal"/>
+    <w:link w:val="TextocomentarioCar"/>
+    <w:uiPriority w:val="99"/>
+    <w:semiHidden/>
+    <w:unhideWhenUsed/>
+    <w:rsid w:val="00E47F7F"/>
+    <w:pPr>
+      <w:spacing w:line="240" w:lineRule="auto"/>
+    </w:pPr>
+    <w:rPr>
+      <w:sz w:val="20"/>
+      <w:szCs w:val="20"/>
+    </w:rPr>
+  </w:style>
+  <w:style w:type="character" w:customStyle="1" w:styleId="TextocomentarioCar">
+    <w:name w:val="Texto comentario Car"/>
+    <w:basedOn w:val="Fuentedeprrafopredeter"/>
+    <w:link w:val="Textocomentario"/>
+    <w:uiPriority w:val="99"/>
+    <w:semiHidden/>
+    <w:rsid w:val="00E47F7F"/>
+    <w:rPr>
+      <w:sz w:val="20"/>
+      <w:szCs w:val="20"/>
+    </w:rPr>
+  </w:style>
+  <w:style w:type="paragraph" w:styleId="Asuntodelcomentario">
+    <w:name w:val="annotation subject"/>
+    <w:basedOn w:val="Textocomentario"/>
+    <w:next w:val="Textocomentario"/>
+    <w:link w:val="AsuntodelcomentarioCar"/>
+    <w:uiPriority w:val="99"/>
+    <w:semiHidden/>
+    <w:unhideWhenUsed/>
+    <w:rsid w:val="00E47F7F"/>
+    <w:rPr>
+      <w:b/>
+      <w:bCs/>
+    </w:rPr>
+  </w:style>
+  <w:style w:type="character" w:customStyle="1" w:styleId="AsuntodelcomentarioCar">
+    <w:name w:val="Asunto del comentario Car"/>
+    <w:basedOn w:val="TextocomentarioCar"/>
+    <w:link w:val="Asuntodelcomentario"/>
+    <w:uiPriority w:val="99"/>
+    <w:semiHidden/>
+    <w:rsid w:val="00E47F7F"/>
+    <w:rPr>
+      <w:b/>
+      <w:bCs/>
+      <w:sz w:val="20"/>
+      <w:szCs w:val="20"/>
+    </w:rPr>
+  </w:style>
+  <w:style w:type="paragraph" w:styleId="Revisin">
+    <w:name w:val="Revision"/>
+    <w:hidden/>
+    <w:uiPriority w:val="99"/>
+    <w:semiHidden/>
+    <w:rsid w:val="00CB1A4B"/>
+    <w:pPr>
+      <w:spacing w:before="0" w:line="240" w:lineRule="auto"/>
+      <w:jc w:val="left"/>
+    </w:pPr>
+    <w:rPr>
+      <w:sz w:val="22"/>
+    </w:rPr>
+  </w:style>
 </w:styles>
 </file>
 
@@ -5378,28 +5510,28 @@
 </file>
 
 <file path=customXml/item1.xml><?xml version="1.0" encoding="utf-8"?>
-<b:Sources xmlns:b="http://schemas.openxmlformats.org/officeDocument/2006/bibliography" xmlns="http://schemas.openxmlformats.org/officeDocument/2006/bibliography" SelectedStyle="\APASixthEditionOfficeOnline.xsl" StyleName="APA" Version="6"/>
-</file>
-
-<file path=customXml/item2.xml><?xml version="1.0" encoding="utf-8"?>
 <go:gDocsCustomXmlDataStorage xmlns:go="http://customooxmlschemas.google.com/" xmlns:r="http://schemas.openxmlformats.org/officeDocument/2006/relationships" uri="GoogleDocsCustomDataVersion2">
   <go:docsCustomData xmlns:go="http://customooxmlschemas.google.com/" roundtripDataSignature="AMtx7mjtTp76A7XcfsA3e8mJS6BPWqp4rA==">CgMxLjAyCGguZ2pkZ3hzMgloLjMwajB6bGwyCWguMWZvYjl0ZTIJaC4zem55c2g3MgloLjJldDkycDAyCGgudHlqY3d0MgloLjNkeTZ2a20yCWguMXQzaDVzZjIJaC40ZDM0b2c4MgloLjJzOGV5bzEyCWguMTdkcDh2dTIJaC4zcmRjcmpuMgloLjI2aW4xcmcyCGgubG54Yno5MgloLjM1bmt1bjIyCWguMWtzdjR1djIJaC40NHNpbmlvMgloLjJqeHN4cWgyCGguejMzN3lhMgloLjNqMnFxbTM4AHIhMW5lMFliWWRuQ3k4bG9vUWRRN2RCbXdrWjQzTkRTd0JD</go:docsCustomData>
 </go:gDocsCustomXmlDataStorage>
 </file>
 
-<file path=customXml/itemProps1.xml><?xml version="1.0" encoding="utf-8"?>
-<ds:datastoreItem xmlns:ds="http://schemas.openxmlformats.org/officeDocument/2006/customXml" ds:itemID="{E66D56AF-1747-4E2C-9179-14FD0640A7CF}">
-  <ds:schemaRefs>
-    <ds:schemaRef ds:uri="http://schemas.openxmlformats.org/officeDocument/2006/bibliography"/>
-  </ds:schemaRefs>
-</ds:datastoreItem>
+<file path=customXml/item2.xml><?xml version="1.0" encoding="utf-8"?>
+<b:Sources xmlns:b="http://schemas.openxmlformats.org/officeDocument/2006/bibliography" xmlns="http://schemas.openxmlformats.org/officeDocument/2006/bibliography" SelectedStyle="\APASixthEditionOfficeOnline.xsl" StyleName="APA" Version="6"/>
 </file>
 
-<file path=customXml/itemProps2.xml><?xml version="1.0" encoding="utf-8"?>
+<file path=customXml/itemProps1.xml><?xml version="1.0" encoding="utf-8"?>
 <ds:datastoreItem xmlns:ds="http://schemas.openxmlformats.org/officeDocument/2006/customXml" ds:itemID="{11111111-1234-1234-1234-123412341234}">
   <ds:schemaRefs>
     <ds:schemaRef ds:uri="http://customooxmlschemas.google.com/"/>
     <ds:schemaRef ds:uri="http://schemas.openxmlformats.org/officeDocument/2006/relationships"/>
   </ds:schemaRefs>
 </ds:datastoreItem>
+</file>
+
+<file path=customXml/itemProps2.xml><?xml version="1.0" encoding="utf-8"?>
+<ds:datastoreItem xmlns:ds="http://schemas.openxmlformats.org/officeDocument/2006/customXml" ds:itemID="{E66D56AF-1747-4E2C-9179-14FD0640A7CF}">
+  <ds:schemaRefs>
+    <ds:schemaRef ds:uri="http://schemas.openxmlformats.org/officeDocument/2006/bibliography"/>
+  </ds:schemaRefs>
+</ds:datastoreItem>
 </file>